--- a/Table lists.docx
+++ b/Table lists.docx
@@ -9,6 +9,21 @@
     </w:p>
     <w:p>
       <w:pPr>
+        <w:rPr>
+          <w:sz w:val="20"/>
+          <w:szCs w:val="20"/>
+        </w:rPr>
+      </w:pPr>
+      <w:r>
+        <w:rPr>
+          <w:sz w:val="20"/>
+          <w:szCs w:val="20"/>
+        </w:rPr>
+        <w:t>Core Tables (4)</w:t>
+      </w:r>
+    </w:p>
+    <w:p>
+      <w:pPr>
         <w:pStyle w:val="ListParagraph"/>
         <w:numPr>
           <w:ilvl w:val="0"/>
@@ -26,6 +41,2089 @@
         </w:rPr>
         <w:t>Clients</w:t>
       </w:r>
+    </w:p>
+    <w:tbl>
+      <w:tblPr>
+        <w:tblW w:w="10075" w:type="dxa"/>
+        <w:tblBorders>
+          <w:top w:val="single" w:sz="4" w:space="0" w:color="auto"/>
+          <w:left w:val="single" w:sz="4" w:space="0" w:color="auto"/>
+          <w:bottom w:val="single" w:sz="4" w:space="0" w:color="auto"/>
+          <w:right w:val="single" w:sz="4" w:space="0" w:color="auto"/>
+          <w:insideH w:val="single" w:sz="4" w:space="0" w:color="auto"/>
+          <w:insideV w:val="single" w:sz="4" w:space="0" w:color="auto"/>
+        </w:tblBorders>
+        <w:tblCellMar>
+          <w:top w:w="15" w:type="dxa"/>
+          <w:left w:w="15" w:type="dxa"/>
+          <w:bottom w:w="15" w:type="dxa"/>
+          <w:right w:w="15" w:type="dxa"/>
+        </w:tblCellMar>
+        <w:tblLook w:val="04A0" w:firstRow="1" w:lastRow="0" w:firstColumn="1" w:lastColumn="0" w:noHBand="0" w:noVBand="1"/>
+      </w:tblPr>
+      <w:tblGrid>
+        <w:gridCol w:w="1357"/>
+        <w:gridCol w:w="1409"/>
+        <w:gridCol w:w="2269"/>
+        <w:gridCol w:w="3060"/>
+        <w:gridCol w:w="1980"/>
+      </w:tblGrid>
+      <w:tr>
+        <w:trPr>
+          <w:trHeight w:val="20"/>
+          <w:tblHeader/>
+        </w:trPr>
+        <w:tc>
+          <w:tcPr>
+            <w:tcW w:w="0" w:type="auto"/>
+            <w:tcMar>
+              <w:top w:w="150" w:type="dxa"/>
+              <w:left w:w="0" w:type="dxa"/>
+              <w:bottom w:w="150" w:type="dxa"/>
+              <w:right w:w="240" w:type="dxa"/>
+            </w:tcMar>
+            <w:vAlign w:val="center"/>
+            <w:hideMark/>
+          </w:tcPr>
+          <w:p>
+            <w:pPr>
+              <w:spacing w:after="0" w:line="240" w:lineRule="auto"/>
+              <w:rPr>
+                <w:rFonts w:eastAsia="Times New Roman" w:cs="Segoe UI"/>
+                <w:kern w:val="0"/>
+                <w:sz w:val="16"/>
+                <w:szCs w:val="16"/>
+                <w14:ligatures w14:val="none"/>
+              </w:rPr>
+            </w:pPr>
+            <w:r>
+              <w:rPr>
+                <w:rFonts w:eastAsia="Times New Roman" w:cs="Segoe UI"/>
+                <w:kern w:val="0"/>
+                <w:sz w:val="16"/>
+                <w:szCs w:val="16"/>
+                <w14:ligatures w14:val="none"/>
+              </w:rPr>
+              <w:t>Column Name</w:t>
+            </w:r>
+          </w:p>
+        </w:tc>
+        <w:tc>
+          <w:tcPr>
+            <w:tcW w:w="0" w:type="auto"/>
+            <w:tcMar>
+              <w:top w:w="150" w:type="dxa"/>
+              <w:left w:w="240" w:type="dxa"/>
+              <w:bottom w:w="150" w:type="dxa"/>
+              <w:right w:w="240" w:type="dxa"/>
+            </w:tcMar>
+            <w:vAlign w:val="center"/>
+            <w:hideMark/>
+          </w:tcPr>
+          <w:p>
+            <w:pPr>
+              <w:spacing w:after="0" w:line="240" w:lineRule="auto"/>
+              <w:rPr>
+                <w:rFonts w:eastAsia="Times New Roman" w:cs="Segoe UI"/>
+                <w:kern w:val="0"/>
+                <w:sz w:val="16"/>
+                <w:szCs w:val="16"/>
+                <w14:ligatures w14:val="none"/>
+              </w:rPr>
+            </w:pPr>
+            <w:r>
+              <w:rPr>
+                <w:rFonts w:eastAsia="Times New Roman" w:cs="Segoe UI"/>
+                <w:kern w:val="0"/>
+                <w:sz w:val="16"/>
+                <w:szCs w:val="16"/>
+                <w14:ligatures w14:val="none"/>
+              </w:rPr>
+              <w:t>Data Type</w:t>
+            </w:r>
+          </w:p>
+        </w:tc>
+        <w:tc>
+          <w:tcPr>
+            <w:tcW w:w="2269" w:type="dxa"/>
+            <w:tcMar>
+              <w:top w:w="150" w:type="dxa"/>
+              <w:left w:w="240" w:type="dxa"/>
+              <w:bottom w:w="150" w:type="dxa"/>
+              <w:right w:w="240" w:type="dxa"/>
+            </w:tcMar>
+            <w:vAlign w:val="center"/>
+            <w:hideMark/>
+          </w:tcPr>
+          <w:p>
+            <w:pPr>
+              <w:spacing w:after="0" w:line="240" w:lineRule="auto"/>
+              <w:rPr>
+                <w:rFonts w:eastAsia="Times New Roman" w:cs="Segoe UI"/>
+                <w:kern w:val="0"/>
+                <w:sz w:val="16"/>
+                <w:szCs w:val="16"/>
+                <w14:ligatures w14:val="none"/>
+              </w:rPr>
+            </w:pPr>
+            <w:r>
+              <w:rPr>
+                <w:rFonts w:eastAsia="Times New Roman" w:cs="Segoe UI"/>
+                <w:kern w:val="0"/>
+                <w:sz w:val="16"/>
+                <w:szCs w:val="16"/>
+                <w14:ligatures w14:val="none"/>
+              </w:rPr>
+              <w:t>Constraints</w:t>
+            </w:r>
+          </w:p>
+        </w:tc>
+        <w:tc>
+          <w:tcPr>
+            <w:tcW w:w="3060" w:type="dxa"/>
+            <w:tcMar>
+              <w:top w:w="150" w:type="dxa"/>
+              <w:left w:w="240" w:type="dxa"/>
+              <w:bottom w:w="150" w:type="dxa"/>
+              <w:right w:w="240" w:type="dxa"/>
+            </w:tcMar>
+            <w:vAlign w:val="center"/>
+            <w:hideMark/>
+          </w:tcPr>
+          <w:p>
+            <w:pPr>
+              <w:spacing w:after="0" w:line="240" w:lineRule="auto"/>
+              <w:rPr>
+                <w:rFonts w:eastAsia="Times New Roman" w:cs="Segoe UI"/>
+                <w:kern w:val="0"/>
+                <w:sz w:val="16"/>
+                <w:szCs w:val="16"/>
+                <w14:ligatures w14:val="none"/>
+              </w:rPr>
+            </w:pPr>
+            <w:r>
+              <w:rPr>
+                <w:rFonts w:eastAsia="Times New Roman" w:cs="Segoe UI"/>
+                <w:kern w:val="0"/>
+                <w:sz w:val="16"/>
+                <w:szCs w:val="16"/>
+                <w14:ligatures w14:val="none"/>
+              </w:rPr>
+              <w:t>Description</w:t>
+            </w:r>
+          </w:p>
+        </w:tc>
+        <w:tc>
+          <w:tcPr>
+            <w:tcW w:w="1980" w:type="dxa"/>
+          </w:tcPr>
+          <w:p>
+            <w:pPr>
+              <w:spacing w:after="0" w:line="240" w:lineRule="auto"/>
+              <w:rPr>
+                <w:rFonts w:eastAsia="Times New Roman" w:cs="Segoe UI"/>
+                <w:kern w:val="0"/>
+                <w:sz w:val="16"/>
+                <w:szCs w:val="16"/>
+                <w14:ligatures w14:val="none"/>
+              </w:rPr>
+            </w:pPr>
+            <w:r>
+              <w:rPr>
+                <w:rFonts w:eastAsia="Times New Roman" w:cs="Segoe UI"/>
+                <w:kern w:val="0"/>
+                <w:sz w:val="16"/>
+                <w:szCs w:val="16"/>
+                <w14:ligatures w14:val="none"/>
+              </w:rPr>
+              <w:t>Example</w:t>
+            </w:r>
+          </w:p>
+        </w:tc>
+      </w:tr>
+      <w:tr>
+        <w:trPr>
+          <w:trHeight w:val="416"/>
+        </w:trPr>
+        <w:tc>
+          <w:tcPr>
+            <w:tcW w:w="0" w:type="auto"/>
+            <w:tcMar>
+              <w:top w:w="150" w:type="dxa"/>
+              <w:left w:w="0" w:type="dxa"/>
+              <w:bottom w:w="150" w:type="dxa"/>
+              <w:right w:w="240" w:type="dxa"/>
+            </w:tcMar>
+            <w:vAlign w:val="center"/>
+            <w:hideMark/>
+          </w:tcPr>
+          <w:p>
+            <w:pPr>
+              <w:spacing w:after="0" w:line="240" w:lineRule="auto"/>
+              <w:rPr>
+                <w:rFonts w:eastAsia="Times New Roman" w:cs="Segoe UI"/>
+                <w:kern w:val="0"/>
+                <w:sz w:val="16"/>
+                <w:szCs w:val="16"/>
+                <w14:ligatures w14:val="none"/>
+              </w:rPr>
+            </w:pPr>
+            <w:proofErr w:type="spellStart"/>
+            <w:r>
+              <w:rPr>
+                <w:rFonts w:eastAsia="Times New Roman" w:cs="Segoe UI"/>
+                <w:kern w:val="0"/>
+                <w:sz w:val="16"/>
+                <w:szCs w:val="16"/>
+                <w14:ligatures w14:val="none"/>
+              </w:rPr>
+              <w:t>client_id</w:t>
+            </w:r>
+            <w:proofErr w:type="spellEnd"/>
+          </w:p>
+        </w:tc>
+        <w:tc>
+          <w:tcPr>
+            <w:tcW w:w="0" w:type="auto"/>
+            <w:tcMar>
+              <w:top w:w="150" w:type="dxa"/>
+              <w:left w:w="240" w:type="dxa"/>
+              <w:bottom w:w="150" w:type="dxa"/>
+              <w:right w:w="240" w:type="dxa"/>
+            </w:tcMar>
+            <w:vAlign w:val="center"/>
+            <w:hideMark/>
+          </w:tcPr>
+          <w:p>
+            <w:pPr>
+              <w:spacing w:after="0" w:line="240" w:lineRule="auto"/>
+              <w:rPr>
+                <w:rFonts w:eastAsia="Times New Roman" w:cs="Segoe UI"/>
+                <w:kern w:val="0"/>
+                <w:sz w:val="16"/>
+                <w:szCs w:val="16"/>
+                <w14:ligatures w14:val="none"/>
+              </w:rPr>
+            </w:pPr>
+            <w:r>
+              <w:rPr>
+                <w:rFonts w:eastAsia="Times New Roman" w:cs="Segoe UI"/>
+                <w:kern w:val="0"/>
+                <w:sz w:val="16"/>
+                <w:szCs w:val="16"/>
+                <w14:ligatures w14:val="none"/>
+              </w:rPr>
+              <w:t>INTEGER</w:t>
+            </w:r>
+          </w:p>
+        </w:tc>
+        <w:tc>
+          <w:tcPr>
+            <w:tcW w:w="2269" w:type="dxa"/>
+            <w:tcMar>
+              <w:top w:w="150" w:type="dxa"/>
+              <w:left w:w="240" w:type="dxa"/>
+              <w:bottom w:w="150" w:type="dxa"/>
+              <w:right w:w="240" w:type="dxa"/>
+            </w:tcMar>
+            <w:vAlign w:val="center"/>
+            <w:hideMark/>
+          </w:tcPr>
+          <w:p>
+            <w:pPr>
+              <w:spacing w:after="0" w:line="240" w:lineRule="auto"/>
+              <w:rPr>
+                <w:rFonts w:eastAsia="Times New Roman" w:cs="Segoe UI"/>
+                <w:kern w:val="0"/>
+                <w:sz w:val="16"/>
+                <w:szCs w:val="16"/>
+                <w14:ligatures w14:val="none"/>
+              </w:rPr>
+            </w:pPr>
+            <w:r>
+              <w:rPr>
+                <w:rFonts w:eastAsia="Times New Roman" w:cs="Segoe UI"/>
+                <w:kern w:val="0"/>
+                <w:sz w:val="16"/>
+                <w:szCs w:val="16"/>
+                <w14:ligatures w14:val="none"/>
+              </w:rPr>
+              <w:t>PRIMARY KEY AUTOINCREMENT</w:t>
+            </w:r>
+          </w:p>
+        </w:tc>
+        <w:tc>
+          <w:tcPr>
+            <w:tcW w:w="3060" w:type="dxa"/>
+            <w:tcMar>
+              <w:top w:w="150" w:type="dxa"/>
+              <w:left w:w="240" w:type="dxa"/>
+              <w:bottom w:w="150" w:type="dxa"/>
+              <w:right w:w="0" w:type="dxa"/>
+            </w:tcMar>
+            <w:vAlign w:val="center"/>
+            <w:hideMark/>
+          </w:tcPr>
+          <w:p>
+            <w:pPr>
+              <w:spacing w:after="0" w:line="240" w:lineRule="auto"/>
+              <w:rPr>
+                <w:rFonts w:eastAsia="Times New Roman" w:cs="Segoe UI"/>
+                <w:kern w:val="0"/>
+                <w:sz w:val="16"/>
+                <w:szCs w:val="16"/>
+                <w14:ligatures w14:val="none"/>
+              </w:rPr>
+            </w:pPr>
+            <w:r>
+              <w:rPr>
+                <w:rFonts w:eastAsia="Times New Roman" w:cs="Segoe UI"/>
+                <w:kern w:val="0"/>
+                <w:sz w:val="16"/>
+                <w:szCs w:val="16"/>
+                <w14:ligatures w14:val="none"/>
+              </w:rPr>
+              <w:t>Unique identifier</w:t>
+            </w:r>
+          </w:p>
+        </w:tc>
+        <w:tc>
+          <w:tcPr>
+            <w:tcW w:w="1980" w:type="dxa"/>
+          </w:tcPr>
+          <w:p>
+            <w:pPr>
+              <w:spacing w:after="0" w:line="240" w:lineRule="auto"/>
+              <w:rPr>
+                <w:rFonts w:eastAsia="Times New Roman" w:cs="Segoe UI"/>
+                <w:kern w:val="0"/>
+                <w:sz w:val="16"/>
+                <w:szCs w:val="16"/>
+                <w14:ligatures w14:val="none"/>
+              </w:rPr>
+            </w:pPr>
+            <w:r>
+              <w:rPr>
+                <w:rFonts w:eastAsia="Times New Roman" w:cs="Segoe UI"/>
+                <w:kern w:val="0"/>
+                <w:sz w:val="16"/>
+                <w:szCs w:val="16"/>
+                <w14:ligatures w14:val="none"/>
+              </w:rPr>
+              <w:t>1, 2, 3</w:t>
+            </w:r>
+          </w:p>
+        </w:tc>
+      </w:tr>
+      <w:tr>
+        <w:trPr>
+          <w:trHeight w:val="20"/>
+        </w:trPr>
+        <w:tc>
+          <w:tcPr>
+            <w:tcW w:w="0" w:type="auto"/>
+            <w:tcMar>
+              <w:top w:w="150" w:type="dxa"/>
+              <w:left w:w="0" w:type="dxa"/>
+              <w:bottom w:w="150" w:type="dxa"/>
+              <w:right w:w="240" w:type="dxa"/>
+            </w:tcMar>
+            <w:vAlign w:val="center"/>
+            <w:hideMark/>
+          </w:tcPr>
+          <w:p>
+            <w:pPr>
+              <w:spacing w:after="0" w:line="240" w:lineRule="auto"/>
+              <w:rPr>
+                <w:rFonts w:eastAsia="Times New Roman" w:cs="Segoe UI"/>
+                <w:kern w:val="0"/>
+                <w:sz w:val="16"/>
+                <w:szCs w:val="16"/>
+                <w14:ligatures w14:val="none"/>
+              </w:rPr>
+            </w:pPr>
+            <w:proofErr w:type="spellStart"/>
+            <w:r>
+              <w:rPr>
+                <w:rFonts w:eastAsia="Times New Roman" w:cs="Segoe UI"/>
+                <w:kern w:val="0"/>
+                <w:sz w:val="16"/>
+                <w:szCs w:val="16"/>
+                <w14:ligatures w14:val="none"/>
+              </w:rPr>
+              <w:t>client_number</w:t>
+            </w:r>
+            <w:proofErr w:type="spellEnd"/>
+          </w:p>
+        </w:tc>
+        <w:tc>
+          <w:tcPr>
+            <w:tcW w:w="0" w:type="auto"/>
+            <w:tcMar>
+              <w:top w:w="150" w:type="dxa"/>
+              <w:left w:w="240" w:type="dxa"/>
+              <w:bottom w:w="150" w:type="dxa"/>
+              <w:right w:w="240" w:type="dxa"/>
+            </w:tcMar>
+            <w:vAlign w:val="center"/>
+            <w:hideMark/>
+          </w:tcPr>
+          <w:p>
+            <w:pPr>
+              <w:spacing w:after="0" w:line="240" w:lineRule="auto"/>
+              <w:rPr>
+                <w:rFonts w:eastAsia="Times New Roman" w:cs="Segoe UI"/>
+                <w:kern w:val="0"/>
+                <w:sz w:val="16"/>
+                <w:szCs w:val="16"/>
+                <w14:ligatures w14:val="none"/>
+              </w:rPr>
+            </w:pPr>
+            <w:r>
+              <w:rPr>
+                <w:rFonts w:eastAsia="Times New Roman" w:cs="Segoe UI"/>
+                <w:kern w:val="0"/>
+                <w:sz w:val="16"/>
+                <w:szCs w:val="16"/>
+                <w14:ligatures w14:val="none"/>
+              </w:rPr>
+              <w:t>TEXT</w:t>
+            </w:r>
+          </w:p>
+        </w:tc>
+        <w:tc>
+          <w:tcPr>
+            <w:tcW w:w="2269" w:type="dxa"/>
+            <w:tcMar>
+              <w:top w:w="150" w:type="dxa"/>
+              <w:left w:w="240" w:type="dxa"/>
+              <w:bottom w:w="150" w:type="dxa"/>
+              <w:right w:w="240" w:type="dxa"/>
+            </w:tcMar>
+            <w:vAlign w:val="center"/>
+            <w:hideMark/>
+          </w:tcPr>
+          <w:p>
+            <w:pPr>
+              <w:spacing w:after="0" w:line="240" w:lineRule="auto"/>
+              <w:rPr>
+                <w:rFonts w:eastAsia="Times New Roman" w:cs="Segoe UI"/>
+                <w:kern w:val="0"/>
+                <w:sz w:val="16"/>
+                <w:szCs w:val="16"/>
+                <w14:ligatures w14:val="none"/>
+              </w:rPr>
+            </w:pPr>
+            <w:r>
+              <w:rPr>
+                <w:rFonts w:eastAsia="Times New Roman" w:cs="Segoe UI"/>
+                <w:kern w:val="0"/>
+                <w:sz w:val="16"/>
+                <w:szCs w:val="16"/>
+                <w14:ligatures w14:val="none"/>
+              </w:rPr>
+              <w:t>UNIQUE</w:t>
+            </w:r>
+          </w:p>
+        </w:tc>
+        <w:tc>
+          <w:tcPr>
+            <w:tcW w:w="3060" w:type="dxa"/>
+            <w:tcMar>
+              <w:top w:w="150" w:type="dxa"/>
+              <w:left w:w="240" w:type="dxa"/>
+              <w:bottom w:w="150" w:type="dxa"/>
+              <w:right w:w="0" w:type="dxa"/>
+            </w:tcMar>
+            <w:vAlign w:val="center"/>
+            <w:hideMark/>
+          </w:tcPr>
+          <w:p>
+            <w:pPr>
+              <w:spacing w:after="0" w:line="240" w:lineRule="auto"/>
+              <w:rPr>
+                <w:rFonts w:eastAsia="Times New Roman" w:cs="Segoe UI"/>
+                <w:kern w:val="0"/>
+                <w:sz w:val="16"/>
+                <w:szCs w:val="16"/>
+                <w14:ligatures w14:val="none"/>
+              </w:rPr>
+            </w:pPr>
+            <w:r>
+              <w:rPr>
+                <w:rFonts w:eastAsia="Times New Roman" w:cs="Segoe UI"/>
+                <w:kern w:val="0"/>
+                <w:sz w:val="16"/>
+                <w:szCs w:val="16"/>
+                <w14:ligatures w14:val="none"/>
+              </w:rPr>
+              <w:t>Business client number</w:t>
+            </w:r>
+          </w:p>
+        </w:tc>
+        <w:tc>
+          <w:tcPr>
+            <w:tcW w:w="1980" w:type="dxa"/>
+          </w:tcPr>
+          <w:p>
+            <w:pPr>
+              <w:spacing w:after="0" w:line="240" w:lineRule="auto"/>
+              <w:rPr>
+                <w:rFonts w:eastAsia="Times New Roman" w:cs="Segoe UI"/>
+                <w:kern w:val="0"/>
+                <w:sz w:val="16"/>
+                <w:szCs w:val="16"/>
+                <w14:ligatures w14:val="none"/>
+              </w:rPr>
+            </w:pPr>
+            <w:r>
+              <w:rPr>
+                <w:rFonts w:eastAsia="Times New Roman" w:cs="Segoe UI"/>
+                <w:kern w:val="0"/>
+                <w:sz w:val="16"/>
+                <w:szCs w:val="16"/>
+                <w14:ligatures w14:val="none"/>
+              </w:rPr>
+              <w:t>06610, 06854</w:t>
+            </w:r>
+          </w:p>
+        </w:tc>
+      </w:tr>
+      <w:tr>
+        <w:trPr>
+          <w:trHeight w:val="20"/>
+        </w:trPr>
+        <w:tc>
+          <w:tcPr>
+            <w:tcW w:w="0" w:type="auto"/>
+            <w:tcMar>
+              <w:top w:w="150" w:type="dxa"/>
+              <w:left w:w="0" w:type="dxa"/>
+              <w:bottom w:w="150" w:type="dxa"/>
+              <w:right w:w="240" w:type="dxa"/>
+            </w:tcMar>
+            <w:vAlign w:val="center"/>
+            <w:hideMark/>
+          </w:tcPr>
+          <w:p>
+            <w:pPr>
+              <w:spacing w:after="0" w:line="240" w:lineRule="auto"/>
+              <w:rPr>
+                <w:rFonts w:eastAsia="Times New Roman" w:cs="Segoe UI"/>
+                <w:kern w:val="0"/>
+                <w:sz w:val="16"/>
+                <w:szCs w:val="16"/>
+                <w14:ligatures w14:val="none"/>
+              </w:rPr>
+            </w:pPr>
+            <w:proofErr w:type="spellStart"/>
+            <w:r>
+              <w:rPr>
+                <w:rFonts w:eastAsia="Times New Roman" w:cs="Segoe UI"/>
+                <w:kern w:val="0"/>
+                <w:sz w:val="16"/>
+                <w:szCs w:val="16"/>
+                <w14:ligatures w14:val="none"/>
+              </w:rPr>
+              <w:t>first_name</w:t>
+            </w:r>
+            <w:proofErr w:type="spellEnd"/>
+          </w:p>
+        </w:tc>
+        <w:tc>
+          <w:tcPr>
+            <w:tcW w:w="0" w:type="auto"/>
+            <w:tcMar>
+              <w:top w:w="150" w:type="dxa"/>
+              <w:left w:w="240" w:type="dxa"/>
+              <w:bottom w:w="150" w:type="dxa"/>
+              <w:right w:w="240" w:type="dxa"/>
+            </w:tcMar>
+            <w:vAlign w:val="center"/>
+            <w:hideMark/>
+          </w:tcPr>
+          <w:p>
+            <w:pPr>
+              <w:spacing w:after="0" w:line="240" w:lineRule="auto"/>
+              <w:rPr>
+                <w:rFonts w:eastAsia="Times New Roman" w:cs="Segoe UI"/>
+                <w:kern w:val="0"/>
+                <w:sz w:val="16"/>
+                <w:szCs w:val="16"/>
+                <w14:ligatures w14:val="none"/>
+              </w:rPr>
+            </w:pPr>
+            <w:r>
+              <w:rPr>
+                <w:rFonts w:eastAsia="Times New Roman" w:cs="Segoe UI"/>
+                <w:kern w:val="0"/>
+                <w:sz w:val="16"/>
+                <w:szCs w:val="16"/>
+                <w14:ligatures w14:val="none"/>
+              </w:rPr>
+              <w:t>TEXT</w:t>
+            </w:r>
+          </w:p>
+        </w:tc>
+        <w:tc>
+          <w:tcPr>
+            <w:tcW w:w="2269" w:type="dxa"/>
+            <w:tcMar>
+              <w:top w:w="150" w:type="dxa"/>
+              <w:left w:w="240" w:type="dxa"/>
+              <w:bottom w:w="150" w:type="dxa"/>
+              <w:right w:w="240" w:type="dxa"/>
+            </w:tcMar>
+            <w:vAlign w:val="center"/>
+            <w:hideMark/>
+          </w:tcPr>
+          <w:p>
+            <w:pPr>
+              <w:spacing w:after="0" w:line="240" w:lineRule="auto"/>
+              <w:rPr>
+                <w:rFonts w:eastAsia="Times New Roman" w:cs="Segoe UI"/>
+                <w:kern w:val="0"/>
+                <w:sz w:val="16"/>
+                <w:szCs w:val="16"/>
+                <w14:ligatures w14:val="none"/>
+              </w:rPr>
+            </w:pPr>
+          </w:p>
+        </w:tc>
+        <w:tc>
+          <w:tcPr>
+            <w:tcW w:w="3060" w:type="dxa"/>
+            <w:tcMar>
+              <w:top w:w="150" w:type="dxa"/>
+              <w:left w:w="240" w:type="dxa"/>
+              <w:bottom w:w="150" w:type="dxa"/>
+              <w:right w:w="0" w:type="dxa"/>
+            </w:tcMar>
+            <w:vAlign w:val="center"/>
+            <w:hideMark/>
+          </w:tcPr>
+          <w:p>
+            <w:pPr>
+              <w:spacing w:after="0" w:line="240" w:lineRule="auto"/>
+              <w:rPr>
+                <w:rFonts w:eastAsia="Times New Roman" w:cs="Segoe UI"/>
+                <w:kern w:val="0"/>
+                <w:sz w:val="16"/>
+                <w:szCs w:val="16"/>
+                <w14:ligatures w14:val="none"/>
+              </w:rPr>
+            </w:pPr>
+            <w:r>
+              <w:rPr>
+                <w:rFonts w:eastAsia="Times New Roman" w:cs="Segoe UI"/>
+                <w:kern w:val="0"/>
+                <w:sz w:val="16"/>
+                <w:szCs w:val="16"/>
+                <w14:ligatures w14:val="none"/>
+              </w:rPr>
+              <w:t>For individuals only</w:t>
+            </w:r>
+          </w:p>
+        </w:tc>
+        <w:tc>
+          <w:tcPr>
+            <w:tcW w:w="1980" w:type="dxa"/>
+          </w:tcPr>
+          <w:p>
+            <w:pPr>
+              <w:spacing w:after="0" w:line="240" w:lineRule="auto"/>
+              <w:rPr>
+                <w:rFonts w:eastAsia="Times New Roman" w:cs="Segoe UI"/>
+                <w:kern w:val="0"/>
+                <w:sz w:val="16"/>
+                <w:szCs w:val="16"/>
+                <w14:ligatures w14:val="none"/>
+              </w:rPr>
+            </w:pPr>
+          </w:p>
+        </w:tc>
+      </w:tr>
+      <w:tr>
+        <w:trPr>
+          <w:trHeight w:val="20"/>
+        </w:trPr>
+        <w:tc>
+          <w:tcPr>
+            <w:tcW w:w="0" w:type="auto"/>
+            <w:tcMar>
+              <w:top w:w="150" w:type="dxa"/>
+              <w:left w:w="0" w:type="dxa"/>
+              <w:bottom w:w="150" w:type="dxa"/>
+              <w:right w:w="240" w:type="dxa"/>
+            </w:tcMar>
+            <w:vAlign w:val="center"/>
+            <w:hideMark/>
+          </w:tcPr>
+          <w:p>
+            <w:pPr>
+              <w:spacing w:after="0" w:line="240" w:lineRule="auto"/>
+              <w:rPr>
+                <w:rFonts w:eastAsia="Times New Roman" w:cs="Segoe UI"/>
+                <w:kern w:val="0"/>
+                <w:sz w:val="16"/>
+                <w:szCs w:val="16"/>
+                <w14:ligatures w14:val="none"/>
+              </w:rPr>
+            </w:pPr>
+            <w:proofErr w:type="spellStart"/>
+            <w:r>
+              <w:rPr>
+                <w:rFonts w:eastAsia="Times New Roman" w:cs="Segoe UI"/>
+                <w:kern w:val="0"/>
+                <w:sz w:val="16"/>
+                <w:szCs w:val="16"/>
+                <w14:ligatures w14:val="none"/>
+              </w:rPr>
+              <w:t>last_name</w:t>
+            </w:r>
+            <w:proofErr w:type="spellEnd"/>
+          </w:p>
+        </w:tc>
+        <w:tc>
+          <w:tcPr>
+            <w:tcW w:w="0" w:type="auto"/>
+            <w:tcMar>
+              <w:top w:w="150" w:type="dxa"/>
+              <w:left w:w="240" w:type="dxa"/>
+              <w:bottom w:w="150" w:type="dxa"/>
+              <w:right w:w="240" w:type="dxa"/>
+            </w:tcMar>
+            <w:vAlign w:val="center"/>
+            <w:hideMark/>
+          </w:tcPr>
+          <w:p>
+            <w:pPr>
+              <w:spacing w:after="0" w:line="240" w:lineRule="auto"/>
+              <w:rPr>
+                <w:rFonts w:eastAsia="Times New Roman" w:cs="Segoe UI"/>
+                <w:kern w:val="0"/>
+                <w:sz w:val="16"/>
+                <w:szCs w:val="16"/>
+                <w14:ligatures w14:val="none"/>
+              </w:rPr>
+            </w:pPr>
+            <w:r>
+              <w:rPr>
+                <w:rFonts w:eastAsia="Times New Roman" w:cs="Segoe UI"/>
+                <w:kern w:val="0"/>
+                <w:sz w:val="16"/>
+                <w:szCs w:val="16"/>
+                <w14:ligatures w14:val="none"/>
+              </w:rPr>
+              <w:t>TEXT</w:t>
+            </w:r>
+          </w:p>
+        </w:tc>
+        <w:tc>
+          <w:tcPr>
+            <w:tcW w:w="2269" w:type="dxa"/>
+            <w:tcMar>
+              <w:top w:w="150" w:type="dxa"/>
+              <w:left w:w="240" w:type="dxa"/>
+              <w:bottom w:w="150" w:type="dxa"/>
+              <w:right w:w="240" w:type="dxa"/>
+            </w:tcMar>
+            <w:vAlign w:val="center"/>
+            <w:hideMark/>
+          </w:tcPr>
+          <w:p>
+            <w:pPr>
+              <w:spacing w:after="0" w:line="240" w:lineRule="auto"/>
+              <w:rPr>
+                <w:rFonts w:eastAsia="Times New Roman" w:cs="Segoe UI"/>
+                <w:kern w:val="0"/>
+                <w:sz w:val="16"/>
+                <w:szCs w:val="16"/>
+                <w14:ligatures w14:val="none"/>
+              </w:rPr>
+            </w:pPr>
+          </w:p>
+        </w:tc>
+        <w:tc>
+          <w:tcPr>
+            <w:tcW w:w="3060" w:type="dxa"/>
+            <w:tcMar>
+              <w:top w:w="150" w:type="dxa"/>
+              <w:left w:w="240" w:type="dxa"/>
+              <w:bottom w:w="150" w:type="dxa"/>
+              <w:right w:w="0" w:type="dxa"/>
+            </w:tcMar>
+            <w:vAlign w:val="center"/>
+            <w:hideMark/>
+          </w:tcPr>
+          <w:p>
+            <w:pPr>
+              <w:spacing w:after="0" w:line="240" w:lineRule="auto"/>
+              <w:rPr>
+                <w:rFonts w:eastAsia="Times New Roman" w:cs="Segoe UI"/>
+                <w:kern w:val="0"/>
+                <w:sz w:val="16"/>
+                <w:szCs w:val="16"/>
+                <w14:ligatures w14:val="none"/>
+              </w:rPr>
+            </w:pPr>
+            <w:r>
+              <w:rPr>
+                <w:rFonts w:eastAsia="Times New Roman" w:cs="Segoe UI"/>
+                <w:kern w:val="0"/>
+                <w:sz w:val="16"/>
+                <w:szCs w:val="16"/>
+                <w14:ligatures w14:val="none"/>
+              </w:rPr>
+              <w:t>For individuals only</w:t>
+            </w:r>
+          </w:p>
+        </w:tc>
+        <w:tc>
+          <w:tcPr>
+            <w:tcW w:w="1980" w:type="dxa"/>
+          </w:tcPr>
+          <w:p>
+            <w:pPr>
+              <w:spacing w:after="0" w:line="240" w:lineRule="auto"/>
+              <w:rPr>
+                <w:rFonts w:eastAsia="Times New Roman" w:cs="Segoe UI"/>
+                <w:kern w:val="0"/>
+                <w:sz w:val="16"/>
+                <w:szCs w:val="16"/>
+                <w14:ligatures w14:val="none"/>
+              </w:rPr>
+            </w:pPr>
+          </w:p>
+        </w:tc>
+      </w:tr>
+      <w:tr>
+        <w:trPr>
+          <w:trHeight w:val="20"/>
+        </w:trPr>
+        <w:tc>
+          <w:tcPr>
+            <w:tcW w:w="0" w:type="auto"/>
+            <w:tcMar>
+              <w:top w:w="150" w:type="dxa"/>
+              <w:left w:w="0" w:type="dxa"/>
+              <w:bottom w:w="150" w:type="dxa"/>
+              <w:right w:w="240" w:type="dxa"/>
+            </w:tcMar>
+            <w:vAlign w:val="center"/>
+            <w:hideMark/>
+          </w:tcPr>
+          <w:p>
+            <w:pPr>
+              <w:spacing w:after="0" w:line="240" w:lineRule="auto"/>
+              <w:rPr>
+                <w:rFonts w:eastAsia="Times New Roman" w:cs="Segoe UI"/>
+                <w:kern w:val="0"/>
+                <w:sz w:val="16"/>
+                <w:szCs w:val="16"/>
+                <w14:ligatures w14:val="none"/>
+              </w:rPr>
+            </w:pPr>
+            <w:proofErr w:type="spellStart"/>
+            <w:r>
+              <w:rPr>
+                <w:rFonts w:eastAsia="Times New Roman" w:cs="Segoe UI"/>
+                <w:kern w:val="0"/>
+                <w:sz w:val="16"/>
+                <w:szCs w:val="16"/>
+                <w14:ligatures w14:val="none"/>
+              </w:rPr>
+              <w:t>middle_name</w:t>
+            </w:r>
+            <w:proofErr w:type="spellEnd"/>
+          </w:p>
+        </w:tc>
+        <w:tc>
+          <w:tcPr>
+            <w:tcW w:w="0" w:type="auto"/>
+            <w:tcMar>
+              <w:top w:w="150" w:type="dxa"/>
+              <w:left w:w="240" w:type="dxa"/>
+              <w:bottom w:w="150" w:type="dxa"/>
+              <w:right w:w="240" w:type="dxa"/>
+            </w:tcMar>
+            <w:vAlign w:val="center"/>
+            <w:hideMark/>
+          </w:tcPr>
+          <w:p>
+            <w:pPr>
+              <w:spacing w:after="0" w:line="240" w:lineRule="auto"/>
+              <w:rPr>
+                <w:rFonts w:eastAsia="Times New Roman" w:cs="Segoe UI"/>
+                <w:kern w:val="0"/>
+                <w:sz w:val="16"/>
+                <w:szCs w:val="16"/>
+                <w14:ligatures w14:val="none"/>
+              </w:rPr>
+            </w:pPr>
+            <w:r>
+              <w:rPr>
+                <w:rFonts w:eastAsia="Times New Roman" w:cs="Segoe UI"/>
+                <w:kern w:val="0"/>
+                <w:sz w:val="16"/>
+                <w:szCs w:val="16"/>
+                <w14:ligatures w14:val="none"/>
+              </w:rPr>
+              <w:t>TEXT</w:t>
+            </w:r>
+          </w:p>
+        </w:tc>
+        <w:tc>
+          <w:tcPr>
+            <w:tcW w:w="2269" w:type="dxa"/>
+            <w:tcMar>
+              <w:top w:w="150" w:type="dxa"/>
+              <w:left w:w="240" w:type="dxa"/>
+              <w:bottom w:w="150" w:type="dxa"/>
+              <w:right w:w="240" w:type="dxa"/>
+            </w:tcMar>
+            <w:vAlign w:val="center"/>
+            <w:hideMark/>
+          </w:tcPr>
+          <w:p>
+            <w:pPr>
+              <w:spacing w:after="0" w:line="240" w:lineRule="auto"/>
+              <w:rPr>
+                <w:rFonts w:eastAsia="Times New Roman" w:cs="Segoe UI"/>
+                <w:kern w:val="0"/>
+                <w:sz w:val="16"/>
+                <w:szCs w:val="16"/>
+                <w14:ligatures w14:val="none"/>
+              </w:rPr>
+            </w:pPr>
+          </w:p>
+        </w:tc>
+        <w:tc>
+          <w:tcPr>
+            <w:tcW w:w="3060" w:type="dxa"/>
+            <w:tcMar>
+              <w:top w:w="150" w:type="dxa"/>
+              <w:left w:w="240" w:type="dxa"/>
+              <w:bottom w:w="150" w:type="dxa"/>
+              <w:right w:w="0" w:type="dxa"/>
+            </w:tcMar>
+            <w:vAlign w:val="center"/>
+            <w:hideMark/>
+          </w:tcPr>
+          <w:p>
+            <w:pPr>
+              <w:spacing w:after="0" w:line="240" w:lineRule="auto"/>
+              <w:rPr>
+                <w:rFonts w:eastAsia="Times New Roman" w:cs="Segoe UI"/>
+                <w:kern w:val="0"/>
+                <w:sz w:val="16"/>
+                <w:szCs w:val="16"/>
+                <w14:ligatures w14:val="none"/>
+              </w:rPr>
+            </w:pPr>
+            <w:r>
+              <w:rPr>
+                <w:rFonts w:eastAsia="Times New Roman" w:cs="Segoe UI"/>
+                <w:kern w:val="0"/>
+                <w:sz w:val="16"/>
+                <w:szCs w:val="16"/>
+                <w14:ligatures w14:val="none"/>
+              </w:rPr>
+              <w:t>For individuals only</w:t>
+            </w:r>
+          </w:p>
+        </w:tc>
+        <w:tc>
+          <w:tcPr>
+            <w:tcW w:w="1980" w:type="dxa"/>
+          </w:tcPr>
+          <w:p>
+            <w:pPr>
+              <w:spacing w:after="0" w:line="240" w:lineRule="auto"/>
+              <w:rPr>
+                <w:rFonts w:eastAsia="Times New Roman" w:cs="Segoe UI"/>
+                <w:kern w:val="0"/>
+                <w:sz w:val="16"/>
+                <w:szCs w:val="16"/>
+                <w14:ligatures w14:val="none"/>
+              </w:rPr>
+            </w:pPr>
+          </w:p>
+        </w:tc>
+      </w:tr>
+      <w:tr>
+        <w:trPr>
+          <w:trHeight w:val="20"/>
+        </w:trPr>
+        <w:tc>
+          <w:tcPr>
+            <w:tcW w:w="0" w:type="auto"/>
+            <w:tcMar>
+              <w:top w:w="150" w:type="dxa"/>
+              <w:left w:w="0" w:type="dxa"/>
+              <w:bottom w:w="150" w:type="dxa"/>
+              <w:right w:w="240" w:type="dxa"/>
+            </w:tcMar>
+            <w:vAlign w:val="center"/>
+            <w:hideMark/>
+          </w:tcPr>
+          <w:p>
+            <w:pPr>
+              <w:spacing w:after="0" w:line="240" w:lineRule="auto"/>
+              <w:rPr>
+                <w:rFonts w:eastAsia="Times New Roman" w:cs="Segoe UI"/>
+                <w:kern w:val="0"/>
+                <w:sz w:val="16"/>
+                <w:szCs w:val="16"/>
+                <w14:ligatures w14:val="none"/>
+              </w:rPr>
+            </w:pPr>
+            <w:proofErr w:type="spellStart"/>
+            <w:r>
+              <w:rPr>
+                <w:rFonts w:eastAsia="Times New Roman" w:cs="Segoe UI"/>
+                <w:kern w:val="0"/>
+                <w:sz w:val="16"/>
+                <w:szCs w:val="16"/>
+                <w14:ligatures w14:val="none"/>
+              </w:rPr>
+              <w:t>entity_name</w:t>
+            </w:r>
+            <w:proofErr w:type="spellEnd"/>
+          </w:p>
+        </w:tc>
+        <w:tc>
+          <w:tcPr>
+            <w:tcW w:w="0" w:type="auto"/>
+            <w:tcMar>
+              <w:top w:w="150" w:type="dxa"/>
+              <w:left w:w="240" w:type="dxa"/>
+              <w:bottom w:w="150" w:type="dxa"/>
+              <w:right w:w="240" w:type="dxa"/>
+            </w:tcMar>
+            <w:vAlign w:val="center"/>
+            <w:hideMark/>
+          </w:tcPr>
+          <w:p>
+            <w:pPr>
+              <w:spacing w:after="0" w:line="240" w:lineRule="auto"/>
+              <w:rPr>
+                <w:rFonts w:eastAsia="Times New Roman" w:cs="Segoe UI"/>
+                <w:kern w:val="0"/>
+                <w:sz w:val="16"/>
+                <w:szCs w:val="16"/>
+                <w14:ligatures w14:val="none"/>
+              </w:rPr>
+            </w:pPr>
+            <w:r>
+              <w:rPr>
+                <w:rFonts w:eastAsia="Times New Roman" w:cs="Segoe UI"/>
+                <w:kern w:val="0"/>
+                <w:sz w:val="16"/>
+                <w:szCs w:val="16"/>
+                <w14:ligatures w14:val="none"/>
+              </w:rPr>
+              <w:t>TEXT</w:t>
+            </w:r>
+          </w:p>
+        </w:tc>
+        <w:tc>
+          <w:tcPr>
+            <w:tcW w:w="2269" w:type="dxa"/>
+            <w:tcMar>
+              <w:top w:w="150" w:type="dxa"/>
+              <w:left w:w="240" w:type="dxa"/>
+              <w:bottom w:w="150" w:type="dxa"/>
+              <w:right w:w="240" w:type="dxa"/>
+            </w:tcMar>
+            <w:vAlign w:val="center"/>
+            <w:hideMark/>
+          </w:tcPr>
+          <w:p>
+            <w:pPr>
+              <w:spacing w:after="0" w:line="240" w:lineRule="auto"/>
+              <w:rPr>
+                <w:rFonts w:eastAsia="Times New Roman" w:cs="Segoe UI"/>
+                <w:kern w:val="0"/>
+                <w:sz w:val="16"/>
+                <w:szCs w:val="16"/>
+                <w14:ligatures w14:val="none"/>
+              </w:rPr>
+            </w:pPr>
+          </w:p>
+        </w:tc>
+        <w:tc>
+          <w:tcPr>
+            <w:tcW w:w="3060" w:type="dxa"/>
+            <w:tcMar>
+              <w:top w:w="150" w:type="dxa"/>
+              <w:left w:w="240" w:type="dxa"/>
+              <w:bottom w:w="150" w:type="dxa"/>
+              <w:right w:w="0" w:type="dxa"/>
+            </w:tcMar>
+            <w:vAlign w:val="center"/>
+            <w:hideMark/>
+          </w:tcPr>
+          <w:p>
+            <w:pPr>
+              <w:spacing w:after="0" w:line="240" w:lineRule="auto"/>
+              <w:rPr>
+                <w:rFonts w:eastAsia="Times New Roman" w:cs="Segoe UI"/>
+                <w:kern w:val="0"/>
+                <w:sz w:val="16"/>
+                <w:szCs w:val="16"/>
+                <w14:ligatures w14:val="none"/>
+              </w:rPr>
+            </w:pPr>
+            <w:r>
+              <w:rPr>
+                <w:rFonts w:eastAsia="Times New Roman" w:cs="Segoe UI"/>
+                <w:kern w:val="0"/>
+                <w:sz w:val="16"/>
+                <w:szCs w:val="16"/>
+                <w14:ligatures w14:val="none"/>
+              </w:rPr>
+              <w:t>For entities only (LLC, Corp, etc.)</w:t>
+            </w:r>
+          </w:p>
+        </w:tc>
+        <w:tc>
+          <w:tcPr>
+            <w:tcW w:w="1980" w:type="dxa"/>
+          </w:tcPr>
+          <w:p>
+            <w:pPr>
+              <w:spacing w:after="0" w:line="240" w:lineRule="auto"/>
+              <w:rPr>
+                <w:rFonts w:eastAsia="Times New Roman" w:cs="Segoe UI"/>
+                <w:kern w:val="0"/>
+                <w:sz w:val="16"/>
+                <w:szCs w:val="16"/>
+                <w14:ligatures w14:val="none"/>
+              </w:rPr>
+            </w:pPr>
+          </w:p>
+        </w:tc>
+      </w:tr>
+      <w:tr>
+        <w:trPr>
+          <w:trHeight w:val="20"/>
+        </w:trPr>
+        <w:tc>
+          <w:tcPr>
+            <w:tcW w:w="0" w:type="auto"/>
+            <w:tcMar>
+              <w:top w:w="150" w:type="dxa"/>
+              <w:left w:w="0" w:type="dxa"/>
+              <w:bottom w:w="150" w:type="dxa"/>
+              <w:right w:w="240" w:type="dxa"/>
+            </w:tcMar>
+            <w:vAlign w:val="center"/>
+            <w:hideMark/>
+          </w:tcPr>
+          <w:p>
+            <w:pPr>
+              <w:spacing w:after="0" w:line="240" w:lineRule="auto"/>
+              <w:rPr>
+                <w:rFonts w:eastAsia="Times New Roman" w:cs="Segoe UI"/>
+                <w:kern w:val="0"/>
+                <w:sz w:val="16"/>
+                <w:szCs w:val="16"/>
+                <w14:ligatures w14:val="none"/>
+              </w:rPr>
+            </w:pPr>
+            <w:proofErr w:type="spellStart"/>
+            <w:r>
+              <w:rPr>
+                <w:rFonts w:eastAsia="Times New Roman" w:cs="Segoe UI"/>
+                <w:kern w:val="0"/>
+                <w:sz w:val="16"/>
+                <w:szCs w:val="16"/>
+                <w14:ligatures w14:val="none"/>
+              </w:rPr>
+              <w:t>client_type</w:t>
+            </w:r>
+            <w:proofErr w:type="spellEnd"/>
+          </w:p>
+        </w:tc>
+        <w:tc>
+          <w:tcPr>
+            <w:tcW w:w="0" w:type="auto"/>
+            <w:tcMar>
+              <w:top w:w="150" w:type="dxa"/>
+              <w:left w:w="240" w:type="dxa"/>
+              <w:bottom w:w="150" w:type="dxa"/>
+              <w:right w:w="240" w:type="dxa"/>
+            </w:tcMar>
+            <w:vAlign w:val="center"/>
+            <w:hideMark/>
+          </w:tcPr>
+          <w:p>
+            <w:pPr>
+              <w:spacing w:after="0" w:line="240" w:lineRule="auto"/>
+              <w:rPr>
+                <w:rFonts w:eastAsia="Times New Roman" w:cs="Segoe UI"/>
+                <w:kern w:val="0"/>
+                <w:sz w:val="16"/>
+                <w:szCs w:val="16"/>
+                <w14:ligatures w14:val="none"/>
+              </w:rPr>
+            </w:pPr>
+            <w:r>
+              <w:rPr>
+                <w:rFonts w:eastAsia="Times New Roman" w:cs="Segoe UI"/>
+                <w:kern w:val="0"/>
+                <w:sz w:val="16"/>
+                <w:szCs w:val="16"/>
+                <w14:ligatures w14:val="none"/>
+              </w:rPr>
+              <w:t>TEXT</w:t>
+            </w:r>
+          </w:p>
+        </w:tc>
+        <w:tc>
+          <w:tcPr>
+            <w:tcW w:w="2269" w:type="dxa"/>
+            <w:tcMar>
+              <w:top w:w="150" w:type="dxa"/>
+              <w:left w:w="240" w:type="dxa"/>
+              <w:bottom w:w="150" w:type="dxa"/>
+              <w:right w:w="240" w:type="dxa"/>
+            </w:tcMar>
+            <w:vAlign w:val="center"/>
+            <w:hideMark/>
+          </w:tcPr>
+          <w:p>
+            <w:pPr>
+              <w:spacing w:after="0" w:line="240" w:lineRule="auto"/>
+              <w:rPr>
+                <w:rFonts w:eastAsia="Times New Roman" w:cs="Segoe UI"/>
+                <w:kern w:val="0"/>
+                <w:sz w:val="16"/>
+                <w:szCs w:val="16"/>
+                <w14:ligatures w14:val="none"/>
+              </w:rPr>
+            </w:pPr>
+            <w:r>
+              <w:rPr>
+                <w:rFonts w:eastAsia="Times New Roman" w:cs="Segoe UI"/>
+                <w:kern w:val="0"/>
+                <w:sz w:val="16"/>
+                <w:szCs w:val="16"/>
+                <w14:ligatures w14:val="none"/>
+              </w:rPr>
+              <w:t>NOT NULL</w:t>
+            </w:r>
+          </w:p>
+        </w:tc>
+        <w:tc>
+          <w:tcPr>
+            <w:tcW w:w="3060" w:type="dxa"/>
+            <w:tcMar>
+              <w:top w:w="150" w:type="dxa"/>
+              <w:left w:w="240" w:type="dxa"/>
+              <w:bottom w:w="150" w:type="dxa"/>
+              <w:right w:w="0" w:type="dxa"/>
+            </w:tcMar>
+            <w:vAlign w:val="center"/>
+            <w:hideMark/>
+          </w:tcPr>
+          <w:p>
+            <w:pPr>
+              <w:spacing w:after="0" w:line="240" w:lineRule="auto"/>
+              <w:rPr>
+                <w:rFonts w:eastAsia="Times New Roman" w:cs="Segoe UI"/>
+                <w:kern w:val="0"/>
+                <w:sz w:val="16"/>
+                <w:szCs w:val="16"/>
+                <w14:ligatures w14:val="none"/>
+              </w:rPr>
+            </w:pPr>
+            <w:r>
+              <w:rPr>
+                <w:rFonts w:eastAsia="Times New Roman" w:cs="Segoe UI"/>
+                <w:kern w:val="0"/>
+                <w:sz w:val="16"/>
+                <w:szCs w:val="16"/>
+                <w14:ligatures w14:val="none"/>
+              </w:rPr>
+              <w:t xml:space="preserve">individual, partnership, </w:t>
+            </w:r>
+            <w:r>
+              <w:rPr>
+                <w:rFonts w:eastAsia="Times New Roman" w:cs="Segoe UI"/>
+                <w:kern w:val="0"/>
+                <w:sz w:val="16"/>
+                <w:szCs w:val="16"/>
+                <w14:ligatures w14:val="none"/>
+              </w:rPr>
+              <w:t>S C</w:t>
+            </w:r>
+            <w:r>
+              <w:rPr>
+                <w:rFonts w:eastAsia="Times New Roman" w:cs="Segoe UI"/>
+                <w:kern w:val="0"/>
+                <w:sz w:val="16"/>
+                <w:szCs w:val="16"/>
+                <w14:ligatures w14:val="none"/>
+              </w:rPr>
+              <w:t>orp</w:t>
+            </w:r>
+            <w:r>
+              <w:rPr>
+                <w:rFonts w:eastAsia="Times New Roman" w:cs="Segoe UI"/>
+                <w:kern w:val="0"/>
+                <w:sz w:val="16"/>
+                <w:szCs w:val="16"/>
+                <w14:ligatures w14:val="none"/>
+              </w:rPr>
+              <w:t xml:space="preserve">, </w:t>
+            </w:r>
+            <w:r>
+              <w:rPr>
+                <w:rFonts w:eastAsia="Times New Roman" w:cs="Segoe UI"/>
+                <w:kern w:val="0"/>
+                <w:sz w:val="16"/>
+                <w:szCs w:val="16"/>
+                <w14:ligatures w14:val="none"/>
+              </w:rPr>
+              <w:t>C Corp</w:t>
+            </w:r>
+            <w:r>
+              <w:rPr>
+                <w:rFonts w:eastAsia="Times New Roman" w:cs="Segoe UI"/>
+                <w:kern w:val="0"/>
+                <w:sz w:val="16"/>
+                <w:szCs w:val="16"/>
+                <w14:ligatures w14:val="none"/>
+              </w:rPr>
+              <w:t xml:space="preserve">, </w:t>
+            </w:r>
+            <w:r>
+              <w:rPr>
+                <w:rFonts w:eastAsia="Times New Roman" w:cs="Segoe UI"/>
+                <w:kern w:val="0"/>
+                <w:sz w:val="16"/>
+                <w:szCs w:val="16"/>
+                <w14:ligatures w14:val="none"/>
+              </w:rPr>
+              <w:t>LLC</w:t>
+            </w:r>
+            <w:r>
+              <w:rPr>
+                <w:rFonts w:eastAsia="Times New Roman" w:cs="Segoe UI"/>
+                <w:kern w:val="0"/>
+                <w:sz w:val="16"/>
+                <w:szCs w:val="16"/>
+                <w14:ligatures w14:val="none"/>
+              </w:rPr>
+              <w:t xml:space="preserve">, </w:t>
+            </w:r>
+            <w:r>
+              <w:rPr>
+                <w:rFonts w:eastAsia="Times New Roman" w:cs="Segoe UI"/>
+                <w:kern w:val="0"/>
+                <w:sz w:val="16"/>
+                <w:szCs w:val="16"/>
+                <w14:ligatures w14:val="none"/>
+              </w:rPr>
+              <w:t>t</w:t>
+            </w:r>
+            <w:r>
+              <w:rPr>
+                <w:rFonts w:eastAsia="Times New Roman" w:cs="Segoe UI"/>
+                <w:kern w:val="0"/>
+                <w:sz w:val="16"/>
+                <w:szCs w:val="16"/>
+                <w14:ligatures w14:val="none"/>
+              </w:rPr>
+              <w:t xml:space="preserve">rust, estate, </w:t>
+            </w:r>
+          </w:p>
+        </w:tc>
+        <w:tc>
+          <w:tcPr>
+            <w:tcW w:w="1980" w:type="dxa"/>
+          </w:tcPr>
+          <w:p>
+            <w:pPr>
+              <w:spacing w:after="0" w:line="240" w:lineRule="auto"/>
+              <w:rPr>
+                <w:rFonts w:eastAsia="Times New Roman" w:cs="Segoe UI"/>
+                <w:kern w:val="0"/>
+                <w:sz w:val="16"/>
+                <w:szCs w:val="16"/>
+                <w14:ligatures w14:val="none"/>
+              </w:rPr>
+            </w:pPr>
+          </w:p>
+        </w:tc>
+      </w:tr>
+      <w:tr>
+        <w:trPr>
+          <w:trHeight w:val="20"/>
+        </w:trPr>
+        <w:tc>
+          <w:tcPr>
+            <w:tcW w:w="0" w:type="auto"/>
+            <w:tcMar>
+              <w:top w:w="150" w:type="dxa"/>
+              <w:left w:w="0" w:type="dxa"/>
+              <w:bottom w:w="150" w:type="dxa"/>
+              <w:right w:w="240" w:type="dxa"/>
+            </w:tcMar>
+            <w:vAlign w:val="center"/>
+            <w:hideMark/>
+          </w:tcPr>
+          <w:p>
+            <w:pPr>
+              <w:spacing w:after="0" w:line="240" w:lineRule="auto"/>
+              <w:rPr>
+                <w:rFonts w:eastAsia="Times New Roman" w:cs="Segoe UI"/>
+                <w:kern w:val="0"/>
+                <w:sz w:val="16"/>
+                <w:szCs w:val="16"/>
+                <w14:ligatures w14:val="none"/>
+              </w:rPr>
+            </w:pPr>
+            <w:proofErr w:type="spellStart"/>
+            <w:r>
+              <w:rPr>
+                <w:rFonts w:eastAsia="Times New Roman" w:cs="Segoe UI"/>
+                <w:kern w:val="0"/>
+                <w:sz w:val="16"/>
+                <w:szCs w:val="16"/>
+                <w14:ligatures w14:val="none"/>
+              </w:rPr>
+              <w:t>is_s_corp</w:t>
+            </w:r>
+            <w:proofErr w:type="spellEnd"/>
+          </w:p>
+        </w:tc>
+        <w:tc>
+          <w:tcPr>
+            <w:tcW w:w="0" w:type="auto"/>
+            <w:tcMar>
+              <w:top w:w="150" w:type="dxa"/>
+              <w:left w:w="240" w:type="dxa"/>
+              <w:bottom w:w="150" w:type="dxa"/>
+              <w:right w:w="240" w:type="dxa"/>
+            </w:tcMar>
+            <w:vAlign w:val="center"/>
+            <w:hideMark/>
+          </w:tcPr>
+          <w:p>
+            <w:pPr>
+              <w:spacing w:after="0" w:line="240" w:lineRule="auto"/>
+              <w:rPr>
+                <w:rFonts w:eastAsia="Times New Roman" w:cs="Segoe UI"/>
+                <w:kern w:val="0"/>
+                <w:sz w:val="16"/>
+                <w:szCs w:val="16"/>
+                <w14:ligatures w14:val="none"/>
+              </w:rPr>
+            </w:pPr>
+            <w:r>
+              <w:rPr>
+                <w:rFonts w:eastAsia="Times New Roman" w:cs="Segoe UI"/>
+                <w:kern w:val="0"/>
+                <w:sz w:val="16"/>
+                <w:szCs w:val="16"/>
+                <w14:ligatures w14:val="none"/>
+              </w:rPr>
+              <w:t>BOOLEAN</w:t>
+            </w:r>
+          </w:p>
+        </w:tc>
+        <w:tc>
+          <w:tcPr>
+            <w:tcW w:w="2269" w:type="dxa"/>
+            <w:tcMar>
+              <w:top w:w="150" w:type="dxa"/>
+              <w:left w:w="240" w:type="dxa"/>
+              <w:bottom w:w="150" w:type="dxa"/>
+              <w:right w:w="240" w:type="dxa"/>
+            </w:tcMar>
+            <w:vAlign w:val="center"/>
+            <w:hideMark/>
+          </w:tcPr>
+          <w:p>
+            <w:pPr>
+              <w:spacing w:after="0" w:line="240" w:lineRule="auto"/>
+              <w:rPr>
+                <w:rFonts w:eastAsia="Times New Roman" w:cs="Segoe UI"/>
+                <w:kern w:val="0"/>
+                <w:sz w:val="16"/>
+                <w:szCs w:val="16"/>
+                <w14:ligatures w14:val="none"/>
+              </w:rPr>
+            </w:pPr>
+            <w:r>
+              <w:rPr>
+                <w:rFonts w:eastAsia="Times New Roman" w:cs="Segoe UI"/>
+                <w:kern w:val="0"/>
+                <w:sz w:val="16"/>
+                <w:szCs w:val="16"/>
+                <w14:ligatures w14:val="none"/>
+              </w:rPr>
+              <w:t>DEFAULT 0</w:t>
+            </w:r>
+          </w:p>
+        </w:tc>
+        <w:tc>
+          <w:tcPr>
+            <w:tcW w:w="3060" w:type="dxa"/>
+            <w:tcMar>
+              <w:top w:w="150" w:type="dxa"/>
+              <w:left w:w="240" w:type="dxa"/>
+              <w:bottom w:w="150" w:type="dxa"/>
+              <w:right w:w="0" w:type="dxa"/>
+            </w:tcMar>
+            <w:vAlign w:val="center"/>
+            <w:hideMark/>
+          </w:tcPr>
+          <w:p>
+            <w:pPr>
+              <w:spacing w:after="0" w:line="240" w:lineRule="auto"/>
+              <w:rPr>
+                <w:rFonts w:eastAsia="Times New Roman" w:cs="Segoe UI"/>
+                <w:kern w:val="0"/>
+                <w:sz w:val="16"/>
+                <w:szCs w:val="16"/>
+                <w14:ligatures w14:val="none"/>
+              </w:rPr>
+            </w:pPr>
+            <w:r>
+              <w:rPr>
+                <w:rFonts w:eastAsia="Times New Roman" w:cs="Segoe UI"/>
+                <w:kern w:val="0"/>
+                <w:sz w:val="16"/>
+                <w:szCs w:val="16"/>
+                <w14:ligatures w14:val="none"/>
+              </w:rPr>
+              <w:t>For LLCs that elect S-Corp status</w:t>
+            </w:r>
+          </w:p>
+        </w:tc>
+        <w:tc>
+          <w:tcPr>
+            <w:tcW w:w="1980" w:type="dxa"/>
+          </w:tcPr>
+          <w:p>
+            <w:pPr>
+              <w:spacing w:after="0" w:line="240" w:lineRule="auto"/>
+              <w:rPr>
+                <w:rFonts w:eastAsia="Times New Roman" w:cs="Segoe UI"/>
+                <w:kern w:val="0"/>
+                <w:sz w:val="16"/>
+                <w:szCs w:val="16"/>
+                <w14:ligatures w14:val="none"/>
+              </w:rPr>
+            </w:pPr>
+          </w:p>
+        </w:tc>
+      </w:tr>
+      <w:tr>
+        <w:trPr>
+          <w:trHeight w:val="20"/>
+        </w:trPr>
+        <w:tc>
+          <w:tcPr>
+            <w:tcW w:w="0" w:type="auto"/>
+            <w:tcMar>
+              <w:top w:w="150" w:type="dxa"/>
+              <w:left w:w="0" w:type="dxa"/>
+              <w:bottom w:w="150" w:type="dxa"/>
+              <w:right w:w="240" w:type="dxa"/>
+            </w:tcMar>
+            <w:vAlign w:val="center"/>
+            <w:hideMark/>
+          </w:tcPr>
+          <w:p>
+            <w:pPr>
+              <w:spacing w:after="0" w:line="240" w:lineRule="auto"/>
+              <w:rPr>
+                <w:rFonts w:eastAsia="Times New Roman" w:cs="Segoe UI"/>
+                <w:kern w:val="0"/>
+                <w:sz w:val="16"/>
+                <w:szCs w:val="16"/>
+                <w14:ligatures w14:val="none"/>
+              </w:rPr>
+            </w:pPr>
+            <w:proofErr w:type="spellStart"/>
+            <w:r>
+              <w:rPr>
+                <w:rFonts w:eastAsia="Times New Roman" w:cs="Segoe UI"/>
+                <w:kern w:val="0"/>
+                <w:sz w:val="16"/>
+                <w:szCs w:val="16"/>
+                <w14:ligatures w14:val="none"/>
+              </w:rPr>
+              <w:t>is_active</w:t>
+            </w:r>
+            <w:proofErr w:type="spellEnd"/>
+          </w:p>
+        </w:tc>
+        <w:tc>
+          <w:tcPr>
+            <w:tcW w:w="0" w:type="auto"/>
+            <w:tcMar>
+              <w:top w:w="150" w:type="dxa"/>
+              <w:left w:w="240" w:type="dxa"/>
+              <w:bottom w:w="150" w:type="dxa"/>
+              <w:right w:w="240" w:type="dxa"/>
+            </w:tcMar>
+            <w:vAlign w:val="center"/>
+            <w:hideMark/>
+          </w:tcPr>
+          <w:p>
+            <w:pPr>
+              <w:spacing w:after="0" w:line="240" w:lineRule="auto"/>
+              <w:rPr>
+                <w:rFonts w:eastAsia="Times New Roman" w:cs="Segoe UI"/>
+                <w:kern w:val="0"/>
+                <w:sz w:val="16"/>
+                <w:szCs w:val="16"/>
+                <w14:ligatures w14:val="none"/>
+              </w:rPr>
+            </w:pPr>
+            <w:r>
+              <w:rPr>
+                <w:rFonts w:eastAsia="Times New Roman" w:cs="Segoe UI"/>
+                <w:kern w:val="0"/>
+                <w:sz w:val="16"/>
+                <w:szCs w:val="16"/>
+                <w14:ligatures w14:val="none"/>
+              </w:rPr>
+              <w:t>BOOLEAN</w:t>
+            </w:r>
+          </w:p>
+        </w:tc>
+        <w:tc>
+          <w:tcPr>
+            <w:tcW w:w="2269" w:type="dxa"/>
+            <w:tcMar>
+              <w:top w:w="150" w:type="dxa"/>
+              <w:left w:w="240" w:type="dxa"/>
+              <w:bottom w:w="150" w:type="dxa"/>
+              <w:right w:w="240" w:type="dxa"/>
+            </w:tcMar>
+            <w:vAlign w:val="center"/>
+            <w:hideMark/>
+          </w:tcPr>
+          <w:p>
+            <w:pPr>
+              <w:spacing w:after="0" w:line="240" w:lineRule="auto"/>
+              <w:rPr>
+                <w:rFonts w:eastAsia="Times New Roman" w:cs="Segoe UI"/>
+                <w:kern w:val="0"/>
+                <w:sz w:val="16"/>
+                <w:szCs w:val="16"/>
+                <w14:ligatures w14:val="none"/>
+              </w:rPr>
+            </w:pPr>
+            <w:r>
+              <w:rPr>
+                <w:rFonts w:eastAsia="Times New Roman" w:cs="Segoe UI"/>
+                <w:kern w:val="0"/>
+                <w:sz w:val="16"/>
+                <w:szCs w:val="16"/>
+                <w14:ligatures w14:val="none"/>
+              </w:rPr>
+              <w:t>DEFAULT 1</w:t>
+            </w:r>
+          </w:p>
+        </w:tc>
+        <w:tc>
+          <w:tcPr>
+            <w:tcW w:w="3060" w:type="dxa"/>
+            <w:tcMar>
+              <w:top w:w="150" w:type="dxa"/>
+              <w:left w:w="240" w:type="dxa"/>
+              <w:bottom w:w="150" w:type="dxa"/>
+              <w:right w:w="0" w:type="dxa"/>
+            </w:tcMar>
+            <w:vAlign w:val="center"/>
+            <w:hideMark/>
+          </w:tcPr>
+          <w:p>
+            <w:pPr>
+              <w:spacing w:after="0" w:line="240" w:lineRule="auto"/>
+              <w:rPr>
+                <w:rFonts w:eastAsia="Times New Roman" w:cs="Segoe UI"/>
+                <w:kern w:val="0"/>
+                <w:sz w:val="16"/>
+                <w:szCs w:val="16"/>
+                <w14:ligatures w14:val="none"/>
+              </w:rPr>
+            </w:pPr>
+            <w:r>
+              <w:rPr>
+                <w:rFonts w:eastAsia="Times New Roman" w:cs="Segoe UI"/>
+                <w:kern w:val="0"/>
+                <w:sz w:val="16"/>
+                <w:szCs w:val="16"/>
+                <w14:ligatures w14:val="none"/>
+              </w:rPr>
+              <w:t>Soft delete flag</w:t>
+            </w:r>
+          </w:p>
+        </w:tc>
+        <w:tc>
+          <w:tcPr>
+            <w:tcW w:w="1980" w:type="dxa"/>
+          </w:tcPr>
+          <w:p>
+            <w:pPr>
+              <w:spacing w:after="0" w:line="240" w:lineRule="auto"/>
+              <w:rPr>
+                <w:rFonts w:eastAsia="Times New Roman" w:cs="Segoe UI"/>
+                <w:kern w:val="0"/>
+                <w:sz w:val="16"/>
+                <w:szCs w:val="16"/>
+                <w14:ligatures w14:val="none"/>
+              </w:rPr>
+            </w:pPr>
+          </w:p>
+        </w:tc>
+      </w:tr>
+      <w:tr>
+        <w:trPr>
+          <w:trHeight w:val="20"/>
+        </w:trPr>
+        <w:tc>
+          <w:tcPr>
+            <w:tcW w:w="0" w:type="auto"/>
+            <w:tcMar>
+              <w:top w:w="150" w:type="dxa"/>
+              <w:left w:w="0" w:type="dxa"/>
+              <w:bottom w:w="150" w:type="dxa"/>
+              <w:right w:w="240" w:type="dxa"/>
+            </w:tcMar>
+            <w:vAlign w:val="center"/>
+            <w:hideMark/>
+          </w:tcPr>
+          <w:p>
+            <w:pPr>
+              <w:spacing w:after="0" w:line="240" w:lineRule="auto"/>
+              <w:rPr>
+                <w:rFonts w:eastAsia="Times New Roman" w:cs="Segoe UI"/>
+                <w:kern w:val="0"/>
+                <w:sz w:val="16"/>
+                <w:szCs w:val="16"/>
+                <w14:ligatures w14:val="none"/>
+              </w:rPr>
+            </w:pPr>
+            <w:proofErr w:type="spellStart"/>
+            <w:r>
+              <w:rPr>
+                <w:rFonts w:eastAsia="Times New Roman" w:cs="Segoe UI"/>
+                <w:kern w:val="0"/>
+                <w:sz w:val="16"/>
+                <w:szCs w:val="16"/>
+                <w14:ligatures w14:val="none"/>
+              </w:rPr>
+              <w:t>created_at</w:t>
+            </w:r>
+            <w:proofErr w:type="spellEnd"/>
+          </w:p>
+        </w:tc>
+        <w:tc>
+          <w:tcPr>
+            <w:tcW w:w="0" w:type="auto"/>
+            <w:tcMar>
+              <w:top w:w="150" w:type="dxa"/>
+              <w:left w:w="240" w:type="dxa"/>
+              <w:bottom w:w="150" w:type="dxa"/>
+              <w:right w:w="240" w:type="dxa"/>
+            </w:tcMar>
+            <w:vAlign w:val="center"/>
+            <w:hideMark/>
+          </w:tcPr>
+          <w:p>
+            <w:pPr>
+              <w:spacing w:after="0" w:line="240" w:lineRule="auto"/>
+              <w:rPr>
+                <w:rFonts w:eastAsia="Times New Roman" w:cs="Segoe UI"/>
+                <w:kern w:val="0"/>
+                <w:sz w:val="16"/>
+                <w:szCs w:val="16"/>
+                <w14:ligatures w14:val="none"/>
+              </w:rPr>
+            </w:pPr>
+            <w:r>
+              <w:rPr>
+                <w:rFonts w:eastAsia="Times New Roman" w:cs="Segoe UI"/>
+                <w:kern w:val="0"/>
+                <w:sz w:val="16"/>
+                <w:szCs w:val="16"/>
+                <w14:ligatures w14:val="none"/>
+              </w:rPr>
+              <w:t>TIMESTAMP</w:t>
+            </w:r>
+          </w:p>
+        </w:tc>
+        <w:tc>
+          <w:tcPr>
+            <w:tcW w:w="2269" w:type="dxa"/>
+            <w:tcMar>
+              <w:top w:w="150" w:type="dxa"/>
+              <w:left w:w="240" w:type="dxa"/>
+              <w:bottom w:w="150" w:type="dxa"/>
+              <w:right w:w="240" w:type="dxa"/>
+            </w:tcMar>
+            <w:vAlign w:val="center"/>
+            <w:hideMark/>
+          </w:tcPr>
+          <w:p>
+            <w:pPr>
+              <w:spacing w:after="0" w:line="240" w:lineRule="auto"/>
+              <w:rPr>
+                <w:rFonts w:eastAsia="Times New Roman" w:cs="Segoe UI"/>
+                <w:kern w:val="0"/>
+                <w:sz w:val="16"/>
+                <w:szCs w:val="16"/>
+                <w14:ligatures w14:val="none"/>
+              </w:rPr>
+            </w:pPr>
+            <w:r>
+              <w:rPr>
+                <w:rFonts w:eastAsia="Times New Roman" w:cs="Segoe UI"/>
+                <w:kern w:val="0"/>
+                <w:sz w:val="16"/>
+                <w:szCs w:val="16"/>
+                <w14:ligatures w14:val="none"/>
+              </w:rPr>
+              <w:t>DEFAULT CURRENT_TIMESTAMP</w:t>
+            </w:r>
+          </w:p>
+        </w:tc>
+        <w:tc>
+          <w:tcPr>
+            <w:tcW w:w="3060" w:type="dxa"/>
+            <w:tcMar>
+              <w:top w:w="150" w:type="dxa"/>
+              <w:left w:w="240" w:type="dxa"/>
+              <w:bottom w:w="150" w:type="dxa"/>
+              <w:right w:w="0" w:type="dxa"/>
+            </w:tcMar>
+            <w:vAlign w:val="center"/>
+            <w:hideMark/>
+          </w:tcPr>
+          <w:p>
+            <w:pPr>
+              <w:spacing w:after="0" w:line="240" w:lineRule="auto"/>
+              <w:rPr>
+                <w:rFonts w:eastAsia="Times New Roman" w:cs="Segoe UI"/>
+                <w:kern w:val="0"/>
+                <w:sz w:val="16"/>
+                <w:szCs w:val="16"/>
+                <w14:ligatures w14:val="none"/>
+              </w:rPr>
+            </w:pPr>
+            <w:r>
+              <w:rPr>
+                <w:rFonts w:eastAsia="Times New Roman" w:cs="Segoe UI"/>
+                <w:kern w:val="0"/>
+                <w:sz w:val="16"/>
+                <w:szCs w:val="16"/>
+                <w14:ligatures w14:val="none"/>
+              </w:rPr>
+              <w:t>Record creation date</w:t>
+            </w:r>
+          </w:p>
+        </w:tc>
+        <w:tc>
+          <w:tcPr>
+            <w:tcW w:w="1980" w:type="dxa"/>
+          </w:tcPr>
+          <w:p>
+            <w:pPr>
+              <w:spacing w:after="0" w:line="240" w:lineRule="auto"/>
+              <w:rPr>
+                <w:rFonts w:eastAsia="Times New Roman" w:cs="Segoe UI"/>
+                <w:kern w:val="0"/>
+                <w:sz w:val="16"/>
+                <w:szCs w:val="16"/>
+                <w14:ligatures w14:val="none"/>
+              </w:rPr>
+            </w:pPr>
+          </w:p>
+        </w:tc>
+      </w:tr>
+      <w:tr>
+        <w:trPr>
+          <w:trHeight w:val="20"/>
+        </w:trPr>
+        <w:tc>
+          <w:tcPr>
+            <w:tcW w:w="0" w:type="auto"/>
+            <w:tcMar>
+              <w:top w:w="150" w:type="dxa"/>
+              <w:left w:w="0" w:type="dxa"/>
+              <w:bottom w:w="150" w:type="dxa"/>
+              <w:right w:w="240" w:type="dxa"/>
+            </w:tcMar>
+            <w:vAlign w:val="center"/>
+            <w:hideMark/>
+          </w:tcPr>
+          <w:p>
+            <w:pPr>
+              <w:spacing w:after="0" w:line="240" w:lineRule="auto"/>
+              <w:rPr>
+                <w:rFonts w:eastAsia="Times New Roman" w:cs="Segoe UI"/>
+                <w:kern w:val="0"/>
+                <w:sz w:val="16"/>
+                <w:szCs w:val="16"/>
+                <w14:ligatures w14:val="none"/>
+              </w:rPr>
+            </w:pPr>
+            <w:proofErr w:type="spellStart"/>
+            <w:r>
+              <w:rPr>
+                <w:rFonts w:eastAsia="Times New Roman" w:cs="Segoe UI"/>
+                <w:kern w:val="0"/>
+                <w:sz w:val="16"/>
+                <w:szCs w:val="16"/>
+                <w14:ligatures w14:val="none"/>
+              </w:rPr>
+              <w:t>updated_at</w:t>
+            </w:r>
+            <w:proofErr w:type="spellEnd"/>
+          </w:p>
+        </w:tc>
+        <w:tc>
+          <w:tcPr>
+            <w:tcW w:w="0" w:type="auto"/>
+            <w:tcMar>
+              <w:top w:w="150" w:type="dxa"/>
+              <w:left w:w="240" w:type="dxa"/>
+              <w:bottom w:w="150" w:type="dxa"/>
+              <w:right w:w="240" w:type="dxa"/>
+            </w:tcMar>
+            <w:vAlign w:val="center"/>
+            <w:hideMark/>
+          </w:tcPr>
+          <w:p>
+            <w:pPr>
+              <w:spacing w:after="0" w:line="240" w:lineRule="auto"/>
+              <w:rPr>
+                <w:rFonts w:eastAsia="Times New Roman" w:cs="Segoe UI"/>
+                <w:kern w:val="0"/>
+                <w:sz w:val="16"/>
+                <w:szCs w:val="16"/>
+                <w14:ligatures w14:val="none"/>
+              </w:rPr>
+            </w:pPr>
+            <w:r>
+              <w:rPr>
+                <w:rFonts w:eastAsia="Times New Roman" w:cs="Segoe UI"/>
+                <w:kern w:val="0"/>
+                <w:sz w:val="16"/>
+                <w:szCs w:val="16"/>
+                <w14:ligatures w14:val="none"/>
+              </w:rPr>
+              <w:t>TIMESTAMP</w:t>
+            </w:r>
+          </w:p>
+        </w:tc>
+        <w:tc>
+          <w:tcPr>
+            <w:tcW w:w="2269" w:type="dxa"/>
+            <w:tcMar>
+              <w:top w:w="150" w:type="dxa"/>
+              <w:left w:w="240" w:type="dxa"/>
+              <w:bottom w:w="150" w:type="dxa"/>
+              <w:right w:w="240" w:type="dxa"/>
+            </w:tcMar>
+            <w:vAlign w:val="center"/>
+            <w:hideMark/>
+          </w:tcPr>
+          <w:p>
+            <w:pPr>
+              <w:spacing w:after="0" w:line="240" w:lineRule="auto"/>
+              <w:rPr>
+                <w:rFonts w:eastAsia="Times New Roman" w:cs="Segoe UI"/>
+                <w:kern w:val="0"/>
+                <w:sz w:val="16"/>
+                <w:szCs w:val="16"/>
+                <w14:ligatures w14:val="none"/>
+              </w:rPr>
+            </w:pPr>
+            <w:r>
+              <w:rPr>
+                <w:rFonts w:eastAsia="Times New Roman" w:cs="Segoe UI"/>
+                <w:kern w:val="0"/>
+                <w:sz w:val="16"/>
+                <w:szCs w:val="16"/>
+                <w14:ligatures w14:val="none"/>
+              </w:rPr>
+              <w:t>DEFAULT CURRENT_TIMESTAMP</w:t>
+            </w:r>
+          </w:p>
+        </w:tc>
+        <w:tc>
+          <w:tcPr>
+            <w:tcW w:w="3060" w:type="dxa"/>
+            <w:tcMar>
+              <w:top w:w="150" w:type="dxa"/>
+              <w:left w:w="240" w:type="dxa"/>
+              <w:bottom w:w="150" w:type="dxa"/>
+              <w:right w:w="0" w:type="dxa"/>
+            </w:tcMar>
+            <w:vAlign w:val="center"/>
+            <w:hideMark/>
+          </w:tcPr>
+          <w:p>
+            <w:pPr>
+              <w:spacing w:after="0" w:line="240" w:lineRule="auto"/>
+              <w:rPr>
+                <w:rFonts w:eastAsia="Times New Roman" w:cs="Segoe UI"/>
+                <w:kern w:val="0"/>
+                <w:sz w:val="16"/>
+                <w:szCs w:val="16"/>
+                <w14:ligatures w14:val="none"/>
+              </w:rPr>
+            </w:pPr>
+            <w:r>
+              <w:rPr>
+                <w:rFonts w:eastAsia="Times New Roman" w:cs="Segoe UI"/>
+                <w:kern w:val="0"/>
+                <w:sz w:val="16"/>
+                <w:szCs w:val="16"/>
+                <w14:ligatures w14:val="none"/>
+              </w:rPr>
+              <w:t>Last update date</w:t>
+            </w:r>
+          </w:p>
+        </w:tc>
+        <w:tc>
+          <w:tcPr>
+            <w:tcW w:w="1980" w:type="dxa"/>
+          </w:tcPr>
+          <w:p>
+            <w:pPr>
+              <w:spacing w:after="0" w:line="240" w:lineRule="auto"/>
+              <w:rPr>
+                <w:rFonts w:eastAsia="Times New Roman" w:cs="Segoe UI"/>
+                <w:kern w:val="0"/>
+                <w:sz w:val="16"/>
+                <w:szCs w:val="16"/>
+                <w14:ligatures w14:val="none"/>
+              </w:rPr>
+            </w:pPr>
+          </w:p>
+        </w:tc>
+      </w:tr>
+    </w:tbl>
+    <w:p>
+      <w:pPr>
+        <w:ind w:left="1440"/>
+        <w:rPr>
+          <w:sz w:val="16"/>
+          <w:szCs w:val="16"/>
+        </w:rPr>
+      </w:pPr>
     </w:p>
     <w:p>
       <w:pPr>
@@ -89,9 +2187,2621 @@
           <w:sz w:val="16"/>
           <w:szCs w:val="16"/>
         </w:rPr>
-        <w:t>Client_Relationships</w:t>
+        <w:t>c</w:t>
+      </w:r>
+      <w:r>
+        <w:rPr>
+          <w:sz w:val="16"/>
+          <w:szCs w:val="16"/>
+        </w:rPr>
+        <w:t>lient_</w:t>
+      </w:r>
+      <w:r>
+        <w:rPr>
+          <w:sz w:val="16"/>
+          <w:szCs w:val="16"/>
+        </w:rPr>
+        <w:t>r</w:t>
+      </w:r>
+      <w:r>
+        <w:rPr>
+          <w:sz w:val="16"/>
+          <w:szCs w:val="16"/>
+        </w:rPr>
+        <w:t>elationships</w:t>
       </w:r>
       <w:proofErr w:type="spellEnd"/>
+    </w:p>
+    <w:p>
+      <w:pPr>
+        <w:ind w:left="360" w:firstLine="720"/>
+        <w:rPr>
+          <w:sz w:val="16"/>
+          <w:szCs w:val="16"/>
+        </w:rPr>
+      </w:pPr>
+      <w:r>
+        <w:rPr>
+          <w:sz w:val="16"/>
+          <w:szCs w:val="16"/>
+        </w:rPr>
+        <w:t>Purpose: Self-referential relationships between clients (Ownership, dependency, marriage)</w:t>
+      </w:r>
+    </w:p>
+    <w:tbl>
+      <w:tblPr>
+        <w:tblW w:w="10075" w:type="dxa"/>
+        <w:tblBorders>
+          <w:top w:val="single" w:sz="4" w:space="0" w:color="auto"/>
+          <w:left w:val="single" w:sz="4" w:space="0" w:color="auto"/>
+          <w:bottom w:val="single" w:sz="4" w:space="0" w:color="auto"/>
+          <w:right w:val="single" w:sz="4" w:space="0" w:color="auto"/>
+          <w:insideH w:val="single" w:sz="4" w:space="0" w:color="auto"/>
+          <w:insideV w:val="single" w:sz="4" w:space="0" w:color="auto"/>
+        </w:tblBorders>
+        <w:tblCellMar>
+          <w:top w:w="15" w:type="dxa"/>
+          <w:left w:w="15" w:type="dxa"/>
+          <w:bottom w:w="15" w:type="dxa"/>
+          <w:right w:w="15" w:type="dxa"/>
+        </w:tblCellMar>
+        <w:tblLook w:val="04A0" w:firstRow="1" w:lastRow="0" w:firstColumn="1" w:lastColumn="0" w:noHBand="0" w:noVBand="1"/>
+      </w:tblPr>
+      <w:tblGrid>
+        <w:gridCol w:w="2080"/>
+        <w:gridCol w:w="1353"/>
+        <w:gridCol w:w="2060"/>
+        <w:gridCol w:w="3045"/>
+        <w:gridCol w:w="1537"/>
+      </w:tblGrid>
+      <w:tr>
+        <w:trPr>
+          <w:tblHeader/>
+        </w:trPr>
+        <w:tc>
+          <w:tcPr>
+            <w:tcW w:w="0" w:type="auto"/>
+            <w:tcMar>
+              <w:top w:w="150" w:type="dxa"/>
+              <w:left w:w="0" w:type="dxa"/>
+              <w:bottom w:w="150" w:type="dxa"/>
+              <w:right w:w="240" w:type="dxa"/>
+            </w:tcMar>
+            <w:vAlign w:val="center"/>
+            <w:hideMark/>
+          </w:tcPr>
+          <w:p>
+            <w:pPr>
+              <w:spacing w:after="0" w:line="240" w:lineRule="auto"/>
+              <w:rPr>
+                <w:rFonts w:eastAsia="Times New Roman" w:cs="Segoe UI"/>
+                <w:kern w:val="0"/>
+                <w:sz w:val="16"/>
+                <w:szCs w:val="16"/>
+                <w14:ligatures w14:val="none"/>
+              </w:rPr>
+            </w:pPr>
+            <w:r>
+              <w:rPr>
+                <w:rFonts w:eastAsia="Times New Roman" w:cs="Segoe UI"/>
+                <w:kern w:val="0"/>
+                <w:sz w:val="16"/>
+                <w:szCs w:val="16"/>
+                <w14:ligatures w14:val="none"/>
+              </w:rPr>
+              <w:t>Column Name</w:t>
+            </w:r>
+          </w:p>
+        </w:tc>
+        <w:tc>
+          <w:tcPr>
+            <w:tcW w:w="0" w:type="auto"/>
+            <w:tcMar>
+              <w:top w:w="150" w:type="dxa"/>
+              <w:left w:w="240" w:type="dxa"/>
+              <w:bottom w:w="150" w:type="dxa"/>
+              <w:right w:w="240" w:type="dxa"/>
+            </w:tcMar>
+            <w:vAlign w:val="center"/>
+            <w:hideMark/>
+          </w:tcPr>
+          <w:p>
+            <w:pPr>
+              <w:spacing w:after="0" w:line="240" w:lineRule="auto"/>
+              <w:rPr>
+                <w:rFonts w:eastAsia="Times New Roman" w:cs="Segoe UI"/>
+                <w:kern w:val="0"/>
+                <w:sz w:val="16"/>
+                <w:szCs w:val="16"/>
+                <w14:ligatures w14:val="none"/>
+              </w:rPr>
+            </w:pPr>
+            <w:r>
+              <w:rPr>
+                <w:rFonts w:eastAsia="Times New Roman" w:cs="Segoe UI"/>
+                <w:kern w:val="0"/>
+                <w:sz w:val="16"/>
+                <w:szCs w:val="16"/>
+                <w14:ligatures w14:val="none"/>
+              </w:rPr>
+              <w:t>Data Type</w:t>
+            </w:r>
+          </w:p>
+        </w:tc>
+        <w:tc>
+          <w:tcPr>
+            <w:tcW w:w="2060" w:type="dxa"/>
+            <w:tcMar>
+              <w:top w:w="150" w:type="dxa"/>
+              <w:left w:w="240" w:type="dxa"/>
+              <w:bottom w:w="150" w:type="dxa"/>
+              <w:right w:w="240" w:type="dxa"/>
+            </w:tcMar>
+            <w:vAlign w:val="center"/>
+            <w:hideMark/>
+          </w:tcPr>
+          <w:p>
+            <w:pPr>
+              <w:spacing w:after="0" w:line="240" w:lineRule="auto"/>
+              <w:rPr>
+                <w:rFonts w:eastAsia="Times New Roman" w:cs="Segoe UI"/>
+                <w:kern w:val="0"/>
+                <w:sz w:val="16"/>
+                <w:szCs w:val="16"/>
+                <w14:ligatures w14:val="none"/>
+              </w:rPr>
+            </w:pPr>
+            <w:r>
+              <w:rPr>
+                <w:rFonts w:eastAsia="Times New Roman" w:cs="Segoe UI"/>
+                <w:kern w:val="0"/>
+                <w:sz w:val="16"/>
+                <w:szCs w:val="16"/>
+                <w14:ligatures w14:val="none"/>
+              </w:rPr>
+              <w:t>Constraints</w:t>
+            </w:r>
+          </w:p>
+        </w:tc>
+        <w:tc>
+          <w:tcPr>
+            <w:tcW w:w="3045" w:type="dxa"/>
+            <w:tcMar>
+              <w:top w:w="150" w:type="dxa"/>
+              <w:left w:w="240" w:type="dxa"/>
+              <w:bottom w:w="150" w:type="dxa"/>
+              <w:right w:w="240" w:type="dxa"/>
+            </w:tcMar>
+            <w:vAlign w:val="center"/>
+            <w:hideMark/>
+          </w:tcPr>
+          <w:p>
+            <w:pPr>
+              <w:spacing w:after="0" w:line="240" w:lineRule="auto"/>
+              <w:rPr>
+                <w:rFonts w:eastAsia="Times New Roman" w:cs="Segoe UI"/>
+                <w:kern w:val="0"/>
+                <w:sz w:val="16"/>
+                <w:szCs w:val="16"/>
+                <w14:ligatures w14:val="none"/>
+              </w:rPr>
+            </w:pPr>
+            <w:r>
+              <w:rPr>
+                <w:rFonts w:eastAsia="Times New Roman" w:cs="Segoe UI"/>
+                <w:kern w:val="0"/>
+                <w:sz w:val="16"/>
+                <w:szCs w:val="16"/>
+                <w14:ligatures w14:val="none"/>
+              </w:rPr>
+              <w:t>Description</w:t>
+            </w:r>
+          </w:p>
+        </w:tc>
+        <w:tc>
+          <w:tcPr>
+            <w:tcW w:w="1537" w:type="dxa"/>
+          </w:tcPr>
+          <w:p>
+            <w:pPr>
+              <w:spacing w:after="0" w:line="240" w:lineRule="auto"/>
+              <w:jc w:val="center"/>
+              <w:rPr>
+                <w:rFonts w:eastAsia="Times New Roman" w:cs="Segoe UI"/>
+                <w:kern w:val="0"/>
+                <w:sz w:val="16"/>
+                <w:szCs w:val="16"/>
+                <w14:ligatures w14:val="none"/>
+              </w:rPr>
+            </w:pPr>
+            <w:r>
+              <w:rPr>
+                <w:rFonts w:eastAsia="Times New Roman" w:cs="Segoe UI"/>
+                <w:kern w:val="0"/>
+                <w:sz w:val="16"/>
+                <w:szCs w:val="16"/>
+                <w14:ligatures w14:val="none"/>
+              </w:rPr>
+              <w:t>Example</w:t>
+            </w:r>
+          </w:p>
+        </w:tc>
+      </w:tr>
+      <w:tr>
+        <w:tc>
+          <w:tcPr>
+            <w:tcW w:w="0" w:type="auto"/>
+            <w:tcMar>
+              <w:top w:w="150" w:type="dxa"/>
+              <w:left w:w="0" w:type="dxa"/>
+              <w:bottom w:w="150" w:type="dxa"/>
+              <w:right w:w="240" w:type="dxa"/>
+            </w:tcMar>
+            <w:vAlign w:val="center"/>
+            <w:hideMark/>
+          </w:tcPr>
+          <w:p>
+            <w:pPr>
+              <w:spacing w:after="0" w:line="240" w:lineRule="auto"/>
+              <w:rPr>
+                <w:rFonts w:eastAsia="Times New Roman" w:cs="Segoe UI"/>
+                <w:kern w:val="0"/>
+                <w:sz w:val="16"/>
+                <w:szCs w:val="16"/>
+                <w14:ligatures w14:val="none"/>
+              </w:rPr>
+            </w:pPr>
+            <w:proofErr w:type="spellStart"/>
+            <w:r>
+              <w:rPr>
+                <w:rFonts w:eastAsia="Times New Roman" w:cs="Segoe UI"/>
+                <w:kern w:val="0"/>
+                <w:sz w:val="16"/>
+                <w:szCs w:val="16"/>
+                <w14:ligatures w14:val="none"/>
+              </w:rPr>
+              <w:t>client_</w:t>
+            </w:r>
+            <w:r>
+              <w:rPr>
+                <w:rFonts w:eastAsia="Times New Roman" w:cs="Segoe UI"/>
+                <w:kern w:val="0"/>
+                <w:sz w:val="16"/>
+                <w:szCs w:val="16"/>
+                <w14:ligatures w14:val="none"/>
+              </w:rPr>
+              <w:t>relationship_id</w:t>
+            </w:r>
+            <w:proofErr w:type="spellEnd"/>
+          </w:p>
+        </w:tc>
+        <w:tc>
+          <w:tcPr>
+            <w:tcW w:w="0" w:type="auto"/>
+            <w:tcMar>
+              <w:top w:w="150" w:type="dxa"/>
+              <w:left w:w="240" w:type="dxa"/>
+              <w:bottom w:w="150" w:type="dxa"/>
+              <w:right w:w="240" w:type="dxa"/>
+            </w:tcMar>
+            <w:vAlign w:val="center"/>
+            <w:hideMark/>
+          </w:tcPr>
+          <w:p>
+            <w:pPr>
+              <w:spacing w:after="0" w:line="240" w:lineRule="auto"/>
+              <w:rPr>
+                <w:rFonts w:eastAsia="Times New Roman" w:cs="Segoe UI"/>
+                <w:kern w:val="0"/>
+                <w:sz w:val="16"/>
+                <w:szCs w:val="16"/>
+                <w14:ligatures w14:val="none"/>
+              </w:rPr>
+            </w:pPr>
+            <w:r>
+              <w:rPr>
+                <w:rFonts w:eastAsia="Times New Roman" w:cs="Segoe UI"/>
+                <w:kern w:val="0"/>
+                <w:sz w:val="16"/>
+                <w:szCs w:val="16"/>
+                <w14:ligatures w14:val="none"/>
+              </w:rPr>
+              <w:t>INTEGER</w:t>
+            </w:r>
+          </w:p>
+        </w:tc>
+        <w:tc>
+          <w:tcPr>
+            <w:tcW w:w="2060" w:type="dxa"/>
+            <w:tcMar>
+              <w:top w:w="150" w:type="dxa"/>
+              <w:left w:w="240" w:type="dxa"/>
+              <w:bottom w:w="150" w:type="dxa"/>
+              <w:right w:w="240" w:type="dxa"/>
+            </w:tcMar>
+            <w:vAlign w:val="center"/>
+            <w:hideMark/>
+          </w:tcPr>
+          <w:p>
+            <w:pPr>
+              <w:spacing w:after="0" w:line="240" w:lineRule="auto"/>
+              <w:rPr>
+                <w:rFonts w:eastAsia="Times New Roman" w:cs="Segoe UI"/>
+                <w:kern w:val="0"/>
+                <w:sz w:val="16"/>
+                <w:szCs w:val="16"/>
+                <w14:ligatures w14:val="none"/>
+              </w:rPr>
+            </w:pPr>
+            <w:r>
+              <w:rPr>
+                <w:rFonts w:eastAsia="Times New Roman" w:cs="Segoe UI"/>
+                <w:kern w:val="0"/>
+                <w:sz w:val="16"/>
+                <w:szCs w:val="16"/>
+                <w14:ligatures w14:val="none"/>
+              </w:rPr>
+              <w:t>PRIMARY KEY AUTOINCREMENT</w:t>
+            </w:r>
+          </w:p>
+        </w:tc>
+        <w:tc>
+          <w:tcPr>
+            <w:tcW w:w="3045" w:type="dxa"/>
+            <w:tcMar>
+              <w:top w:w="150" w:type="dxa"/>
+              <w:left w:w="240" w:type="dxa"/>
+              <w:bottom w:w="150" w:type="dxa"/>
+              <w:right w:w="0" w:type="dxa"/>
+            </w:tcMar>
+            <w:vAlign w:val="center"/>
+            <w:hideMark/>
+          </w:tcPr>
+          <w:p>
+            <w:pPr>
+              <w:spacing w:after="0" w:line="240" w:lineRule="auto"/>
+              <w:rPr>
+                <w:rFonts w:eastAsia="Times New Roman" w:cs="Segoe UI"/>
+                <w:kern w:val="0"/>
+                <w:sz w:val="16"/>
+                <w:szCs w:val="16"/>
+                <w14:ligatures w14:val="none"/>
+              </w:rPr>
+            </w:pPr>
+            <w:r>
+              <w:rPr>
+                <w:rFonts w:eastAsia="Times New Roman" w:cs="Segoe UI"/>
+                <w:kern w:val="0"/>
+                <w:sz w:val="16"/>
+                <w:szCs w:val="16"/>
+                <w14:ligatures w14:val="none"/>
+              </w:rPr>
+              <w:t>Unique identifier</w:t>
+            </w:r>
+          </w:p>
+        </w:tc>
+        <w:tc>
+          <w:tcPr>
+            <w:tcW w:w="1537" w:type="dxa"/>
+          </w:tcPr>
+          <w:p>
+            <w:pPr>
+              <w:spacing w:after="0" w:line="240" w:lineRule="auto"/>
+              <w:jc w:val="center"/>
+              <w:rPr>
+                <w:rFonts w:eastAsia="Times New Roman" w:cs="Segoe UI"/>
+                <w:kern w:val="0"/>
+                <w:sz w:val="16"/>
+                <w:szCs w:val="16"/>
+                <w14:ligatures w14:val="none"/>
+              </w:rPr>
+            </w:pPr>
+            <w:r>
+              <w:rPr>
+                <w:rFonts w:eastAsia="Times New Roman" w:cs="Segoe UI"/>
+                <w:kern w:val="0"/>
+                <w:sz w:val="16"/>
+                <w:szCs w:val="16"/>
+                <w14:ligatures w14:val="none"/>
+              </w:rPr>
+              <w:t>1, 2, 3…</w:t>
+            </w:r>
+          </w:p>
+        </w:tc>
+      </w:tr>
+      <w:tr>
+        <w:tc>
+          <w:tcPr>
+            <w:tcW w:w="0" w:type="auto"/>
+            <w:tcMar>
+              <w:top w:w="150" w:type="dxa"/>
+              <w:left w:w="0" w:type="dxa"/>
+              <w:bottom w:w="150" w:type="dxa"/>
+              <w:right w:w="240" w:type="dxa"/>
+            </w:tcMar>
+            <w:vAlign w:val="center"/>
+            <w:hideMark/>
+          </w:tcPr>
+          <w:p>
+            <w:pPr>
+              <w:spacing w:after="0" w:line="240" w:lineRule="auto"/>
+              <w:rPr>
+                <w:rFonts w:eastAsia="Times New Roman" w:cs="Segoe UI"/>
+                <w:kern w:val="0"/>
+                <w:sz w:val="16"/>
+                <w:szCs w:val="16"/>
+                <w14:ligatures w14:val="none"/>
+              </w:rPr>
+            </w:pPr>
+            <w:proofErr w:type="spellStart"/>
+            <w:r>
+              <w:rPr>
+                <w:rFonts w:eastAsia="Times New Roman" w:cs="Segoe UI"/>
+                <w:kern w:val="0"/>
+                <w:sz w:val="16"/>
+                <w:szCs w:val="16"/>
+                <w14:ligatures w14:val="none"/>
+              </w:rPr>
+              <w:t>parent_client_id</w:t>
+            </w:r>
+            <w:proofErr w:type="spellEnd"/>
+          </w:p>
+        </w:tc>
+        <w:tc>
+          <w:tcPr>
+            <w:tcW w:w="0" w:type="auto"/>
+            <w:tcMar>
+              <w:top w:w="150" w:type="dxa"/>
+              <w:left w:w="240" w:type="dxa"/>
+              <w:bottom w:w="150" w:type="dxa"/>
+              <w:right w:w="240" w:type="dxa"/>
+            </w:tcMar>
+            <w:vAlign w:val="center"/>
+            <w:hideMark/>
+          </w:tcPr>
+          <w:p>
+            <w:pPr>
+              <w:spacing w:after="0" w:line="240" w:lineRule="auto"/>
+              <w:rPr>
+                <w:rFonts w:eastAsia="Times New Roman" w:cs="Segoe UI"/>
+                <w:kern w:val="0"/>
+                <w:sz w:val="16"/>
+                <w:szCs w:val="16"/>
+                <w14:ligatures w14:val="none"/>
+              </w:rPr>
+            </w:pPr>
+            <w:r>
+              <w:rPr>
+                <w:rFonts w:eastAsia="Times New Roman" w:cs="Segoe UI"/>
+                <w:kern w:val="0"/>
+                <w:sz w:val="16"/>
+                <w:szCs w:val="16"/>
+                <w14:ligatures w14:val="none"/>
+              </w:rPr>
+              <w:t>INTEGER</w:t>
+            </w:r>
+          </w:p>
+        </w:tc>
+        <w:tc>
+          <w:tcPr>
+            <w:tcW w:w="2060" w:type="dxa"/>
+            <w:tcMar>
+              <w:top w:w="150" w:type="dxa"/>
+              <w:left w:w="240" w:type="dxa"/>
+              <w:bottom w:w="150" w:type="dxa"/>
+              <w:right w:w="240" w:type="dxa"/>
+            </w:tcMar>
+            <w:vAlign w:val="center"/>
+            <w:hideMark/>
+          </w:tcPr>
+          <w:p>
+            <w:pPr>
+              <w:spacing w:after="0" w:line="240" w:lineRule="auto"/>
+              <w:rPr>
+                <w:rFonts w:eastAsia="Times New Roman" w:cs="Segoe UI"/>
+                <w:kern w:val="0"/>
+                <w:sz w:val="16"/>
+                <w:szCs w:val="16"/>
+                <w14:ligatures w14:val="none"/>
+              </w:rPr>
+            </w:pPr>
+            <w:r>
+              <w:rPr>
+                <w:rFonts w:eastAsia="Times New Roman" w:cs="Segoe UI"/>
+                <w:kern w:val="0"/>
+                <w:sz w:val="16"/>
+                <w:szCs w:val="16"/>
+                <w14:ligatures w14:val="none"/>
+              </w:rPr>
+              <w:t>FOREIGN KEY REFERENCES clients(</w:t>
+            </w:r>
+            <w:proofErr w:type="spellStart"/>
+            <w:r>
+              <w:rPr>
+                <w:rFonts w:eastAsia="Times New Roman" w:cs="Segoe UI"/>
+                <w:kern w:val="0"/>
+                <w:sz w:val="16"/>
+                <w:szCs w:val="16"/>
+                <w14:ligatures w14:val="none"/>
+              </w:rPr>
+              <w:t>client_id</w:t>
+            </w:r>
+            <w:proofErr w:type="spellEnd"/>
+            <w:r>
+              <w:rPr>
+                <w:rFonts w:eastAsia="Times New Roman" w:cs="Segoe UI"/>
+                <w:kern w:val="0"/>
+                <w:sz w:val="16"/>
+                <w:szCs w:val="16"/>
+                <w14:ligatures w14:val="none"/>
+              </w:rPr>
+              <w:t>)</w:t>
+            </w:r>
+          </w:p>
+        </w:tc>
+        <w:tc>
+          <w:tcPr>
+            <w:tcW w:w="3045" w:type="dxa"/>
+            <w:tcMar>
+              <w:top w:w="150" w:type="dxa"/>
+              <w:left w:w="240" w:type="dxa"/>
+              <w:bottom w:w="150" w:type="dxa"/>
+              <w:right w:w="0" w:type="dxa"/>
+            </w:tcMar>
+            <w:vAlign w:val="center"/>
+            <w:hideMark/>
+          </w:tcPr>
+          <w:p>
+            <w:pPr>
+              <w:spacing w:after="0" w:line="240" w:lineRule="auto"/>
+              <w:rPr>
+                <w:rFonts w:eastAsia="Times New Roman" w:cs="Segoe UI"/>
+                <w:kern w:val="0"/>
+                <w:sz w:val="16"/>
+                <w:szCs w:val="16"/>
+                <w14:ligatures w14:val="none"/>
+              </w:rPr>
+            </w:pPr>
+            <w:r>
+              <w:rPr>
+                <w:rFonts w:eastAsia="Times New Roman" w:cs="Segoe UI"/>
+                <w:kern w:val="0"/>
+                <w:sz w:val="16"/>
+                <w:szCs w:val="16"/>
+                <w14:ligatures w14:val="none"/>
+              </w:rPr>
+              <w:t>Owner/primary client</w:t>
+            </w:r>
+          </w:p>
+        </w:tc>
+        <w:tc>
+          <w:tcPr>
+            <w:tcW w:w="1537" w:type="dxa"/>
+          </w:tcPr>
+          <w:p>
+            <w:pPr>
+              <w:spacing w:after="0" w:line="240" w:lineRule="auto"/>
+              <w:jc w:val="center"/>
+              <w:rPr>
+                <w:rFonts w:eastAsia="Times New Roman" w:cs="Segoe UI"/>
+                <w:kern w:val="0"/>
+                <w:sz w:val="16"/>
+                <w:szCs w:val="16"/>
+                <w14:ligatures w14:val="none"/>
+              </w:rPr>
+            </w:pPr>
+          </w:p>
+        </w:tc>
+      </w:tr>
+      <w:tr>
+        <w:tc>
+          <w:tcPr>
+            <w:tcW w:w="0" w:type="auto"/>
+            <w:tcMar>
+              <w:top w:w="150" w:type="dxa"/>
+              <w:left w:w="0" w:type="dxa"/>
+              <w:bottom w:w="150" w:type="dxa"/>
+              <w:right w:w="240" w:type="dxa"/>
+            </w:tcMar>
+            <w:vAlign w:val="center"/>
+            <w:hideMark/>
+          </w:tcPr>
+          <w:p>
+            <w:pPr>
+              <w:spacing w:after="0" w:line="240" w:lineRule="auto"/>
+              <w:rPr>
+                <w:rFonts w:eastAsia="Times New Roman" w:cs="Segoe UI"/>
+                <w:kern w:val="0"/>
+                <w:sz w:val="16"/>
+                <w:szCs w:val="16"/>
+                <w14:ligatures w14:val="none"/>
+              </w:rPr>
+            </w:pPr>
+            <w:proofErr w:type="spellStart"/>
+            <w:r>
+              <w:rPr>
+                <w:rFonts w:eastAsia="Times New Roman" w:cs="Segoe UI"/>
+                <w:kern w:val="0"/>
+                <w:sz w:val="16"/>
+                <w:szCs w:val="16"/>
+                <w14:ligatures w14:val="none"/>
+              </w:rPr>
+              <w:t>child_client_id</w:t>
+            </w:r>
+            <w:proofErr w:type="spellEnd"/>
+          </w:p>
+        </w:tc>
+        <w:tc>
+          <w:tcPr>
+            <w:tcW w:w="0" w:type="auto"/>
+            <w:tcMar>
+              <w:top w:w="150" w:type="dxa"/>
+              <w:left w:w="240" w:type="dxa"/>
+              <w:bottom w:w="150" w:type="dxa"/>
+              <w:right w:w="240" w:type="dxa"/>
+            </w:tcMar>
+            <w:vAlign w:val="center"/>
+            <w:hideMark/>
+          </w:tcPr>
+          <w:p>
+            <w:pPr>
+              <w:spacing w:after="0" w:line="240" w:lineRule="auto"/>
+              <w:rPr>
+                <w:rFonts w:eastAsia="Times New Roman" w:cs="Segoe UI"/>
+                <w:kern w:val="0"/>
+                <w:sz w:val="16"/>
+                <w:szCs w:val="16"/>
+                <w14:ligatures w14:val="none"/>
+              </w:rPr>
+            </w:pPr>
+            <w:r>
+              <w:rPr>
+                <w:rFonts w:eastAsia="Times New Roman" w:cs="Segoe UI"/>
+                <w:kern w:val="0"/>
+                <w:sz w:val="16"/>
+                <w:szCs w:val="16"/>
+                <w14:ligatures w14:val="none"/>
+              </w:rPr>
+              <w:t>INTEGER</w:t>
+            </w:r>
+          </w:p>
+        </w:tc>
+        <w:tc>
+          <w:tcPr>
+            <w:tcW w:w="2060" w:type="dxa"/>
+            <w:tcMar>
+              <w:top w:w="150" w:type="dxa"/>
+              <w:left w:w="240" w:type="dxa"/>
+              <w:bottom w:w="150" w:type="dxa"/>
+              <w:right w:w="240" w:type="dxa"/>
+            </w:tcMar>
+            <w:vAlign w:val="center"/>
+            <w:hideMark/>
+          </w:tcPr>
+          <w:p>
+            <w:pPr>
+              <w:spacing w:after="0" w:line="240" w:lineRule="auto"/>
+              <w:rPr>
+                <w:rFonts w:eastAsia="Times New Roman" w:cs="Segoe UI"/>
+                <w:kern w:val="0"/>
+                <w:sz w:val="16"/>
+                <w:szCs w:val="16"/>
+                <w14:ligatures w14:val="none"/>
+              </w:rPr>
+            </w:pPr>
+            <w:r>
+              <w:rPr>
+                <w:rFonts w:eastAsia="Times New Roman" w:cs="Segoe UI"/>
+                <w:kern w:val="0"/>
+                <w:sz w:val="16"/>
+                <w:szCs w:val="16"/>
+                <w14:ligatures w14:val="none"/>
+              </w:rPr>
+              <w:t>FOREIGN KEY REFERENCES clients(</w:t>
+            </w:r>
+            <w:proofErr w:type="spellStart"/>
+            <w:r>
+              <w:rPr>
+                <w:rFonts w:eastAsia="Times New Roman" w:cs="Segoe UI"/>
+                <w:kern w:val="0"/>
+                <w:sz w:val="16"/>
+                <w:szCs w:val="16"/>
+                <w14:ligatures w14:val="none"/>
+              </w:rPr>
+              <w:t>client_id</w:t>
+            </w:r>
+            <w:proofErr w:type="spellEnd"/>
+            <w:r>
+              <w:rPr>
+                <w:rFonts w:eastAsia="Times New Roman" w:cs="Segoe UI"/>
+                <w:kern w:val="0"/>
+                <w:sz w:val="16"/>
+                <w:szCs w:val="16"/>
+                <w14:ligatures w14:val="none"/>
+              </w:rPr>
+              <w:t>)</w:t>
+            </w:r>
+          </w:p>
+        </w:tc>
+        <w:tc>
+          <w:tcPr>
+            <w:tcW w:w="3045" w:type="dxa"/>
+            <w:tcMar>
+              <w:top w:w="150" w:type="dxa"/>
+              <w:left w:w="240" w:type="dxa"/>
+              <w:bottom w:w="150" w:type="dxa"/>
+              <w:right w:w="0" w:type="dxa"/>
+            </w:tcMar>
+            <w:vAlign w:val="center"/>
+            <w:hideMark/>
+          </w:tcPr>
+          <w:p>
+            <w:pPr>
+              <w:spacing w:after="0" w:line="240" w:lineRule="auto"/>
+              <w:rPr>
+                <w:rFonts w:eastAsia="Times New Roman" w:cs="Segoe UI"/>
+                <w:kern w:val="0"/>
+                <w:sz w:val="16"/>
+                <w:szCs w:val="16"/>
+                <w14:ligatures w14:val="none"/>
+              </w:rPr>
+            </w:pPr>
+            <w:r>
+              <w:rPr>
+                <w:rFonts w:eastAsia="Times New Roman" w:cs="Segoe UI"/>
+                <w:kern w:val="0"/>
+                <w:sz w:val="16"/>
+                <w:szCs w:val="16"/>
+                <w14:ligatures w14:val="none"/>
+              </w:rPr>
+              <w:t>Owned/secondary client</w:t>
+            </w:r>
+          </w:p>
+        </w:tc>
+        <w:tc>
+          <w:tcPr>
+            <w:tcW w:w="1537" w:type="dxa"/>
+          </w:tcPr>
+          <w:p>
+            <w:pPr>
+              <w:spacing w:after="0" w:line="240" w:lineRule="auto"/>
+              <w:jc w:val="center"/>
+              <w:rPr>
+                <w:rFonts w:eastAsia="Times New Roman" w:cs="Segoe UI"/>
+                <w:kern w:val="0"/>
+                <w:sz w:val="16"/>
+                <w:szCs w:val="16"/>
+                <w14:ligatures w14:val="none"/>
+              </w:rPr>
+            </w:pPr>
+          </w:p>
+        </w:tc>
+      </w:tr>
+      <w:tr>
+        <w:tc>
+          <w:tcPr>
+            <w:tcW w:w="0" w:type="auto"/>
+            <w:tcMar>
+              <w:top w:w="150" w:type="dxa"/>
+              <w:left w:w="0" w:type="dxa"/>
+              <w:bottom w:w="150" w:type="dxa"/>
+              <w:right w:w="240" w:type="dxa"/>
+            </w:tcMar>
+            <w:vAlign w:val="center"/>
+            <w:hideMark/>
+          </w:tcPr>
+          <w:p>
+            <w:pPr>
+              <w:spacing w:after="0" w:line="240" w:lineRule="auto"/>
+              <w:rPr>
+                <w:rFonts w:eastAsia="Times New Roman" w:cs="Segoe UI"/>
+                <w:kern w:val="0"/>
+                <w:sz w:val="16"/>
+                <w:szCs w:val="16"/>
+                <w14:ligatures w14:val="none"/>
+              </w:rPr>
+            </w:pPr>
+            <w:proofErr w:type="spellStart"/>
+            <w:r>
+              <w:rPr>
+                <w:rFonts w:eastAsia="Times New Roman" w:cs="Segoe UI"/>
+                <w:kern w:val="0"/>
+                <w:sz w:val="16"/>
+                <w:szCs w:val="16"/>
+                <w14:ligatures w14:val="none"/>
+              </w:rPr>
+              <w:lastRenderedPageBreak/>
+              <w:t>relationship_type</w:t>
+            </w:r>
+            <w:proofErr w:type="spellEnd"/>
+          </w:p>
+        </w:tc>
+        <w:tc>
+          <w:tcPr>
+            <w:tcW w:w="0" w:type="auto"/>
+            <w:tcMar>
+              <w:top w:w="150" w:type="dxa"/>
+              <w:left w:w="240" w:type="dxa"/>
+              <w:bottom w:w="150" w:type="dxa"/>
+              <w:right w:w="240" w:type="dxa"/>
+            </w:tcMar>
+            <w:vAlign w:val="center"/>
+            <w:hideMark/>
+          </w:tcPr>
+          <w:p>
+            <w:pPr>
+              <w:spacing w:after="0" w:line="240" w:lineRule="auto"/>
+              <w:rPr>
+                <w:rFonts w:eastAsia="Times New Roman" w:cs="Segoe UI"/>
+                <w:kern w:val="0"/>
+                <w:sz w:val="16"/>
+                <w:szCs w:val="16"/>
+                <w14:ligatures w14:val="none"/>
+              </w:rPr>
+            </w:pPr>
+            <w:r>
+              <w:rPr>
+                <w:rFonts w:eastAsia="Times New Roman" w:cs="Segoe UI"/>
+                <w:kern w:val="0"/>
+                <w:sz w:val="16"/>
+                <w:szCs w:val="16"/>
+                <w14:ligatures w14:val="none"/>
+              </w:rPr>
+              <w:t>TEXT</w:t>
+            </w:r>
+          </w:p>
+        </w:tc>
+        <w:tc>
+          <w:tcPr>
+            <w:tcW w:w="2060" w:type="dxa"/>
+            <w:tcMar>
+              <w:top w:w="150" w:type="dxa"/>
+              <w:left w:w="240" w:type="dxa"/>
+              <w:bottom w:w="150" w:type="dxa"/>
+              <w:right w:w="240" w:type="dxa"/>
+            </w:tcMar>
+            <w:vAlign w:val="center"/>
+            <w:hideMark/>
+          </w:tcPr>
+          <w:p>
+            <w:pPr>
+              <w:spacing w:after="0" w:line="240" w:lineRule="auto"/>
+              <w:rPr>
+                <w:rFonts w:eastAsia="Times New Roman" w:cs="Segoe UI"/>
+                <w:kern w:val="0"/>
+                <w:sz w:val="16"/>
+                <w:szCs w:val="16"/>
+                <w14:ligatures w14:val="none"/>
+              </w:rPr>
+            </w:pPr>
+            <w:r>
+              <w:rPr>
+                <w:rFonts w:eastAsia="Times New Roman" w:cs="Segoe UI"/>
+                <w:kern w:val="0"/>
+                <w:sz w:val="16"/>
+                <w:szCs w:val="16"/>
+                <w14:ligatures w14:val="none"/>
+              </w:rPr>
+              <w:t>NOT NULL</w:t>
+            </w:r>
+          </w:p>
+        </w:tc>
+        <w:tc>
+          <w:tcPr>
+            <w:tcW w:w="3045" w:type="dxa"/>
+            <w:tcMar>
+              <w:top w:w="150" w:type="dxa"/>
+              <w:left w:w="240" w:type="dxa"/>
+              <w:bottom w:w="150" w:type="dxa"/>
+              <w:right w:w="0" w:type="dxa"/>
+            </w:tcMar>
+            <w:vAlign w:val="center"/>
+            <w:hideMark/>
+          </w:tcPr>
+          <w:p>
+            <w:pPr>
+              <w:spacing w:after="0" w:line="240" w:lineRule="auto"/>
+              <w:rPr>
+                <w:rFonts w:eastAsia="Times New Roman" w:cs="Segoe UI"/>
+                <w:kern w:val="0"/>
+                <w:sz w:val="16"/>
+                <w:szCs w:val="16"/>
+                <w14:ligatures w14:val="none"/>
+              </w:rPr>
+            </w:pPr>
+            <w:r>
+              <w:rPr>
+                <w:rFonts w:eastAsia="Times New Roman" w:cs="Segoe UI"/>
+                <w:kern w:val="0"/>
+                <w:sz w:val="16"/>
+                <w:szCs w:val="16"/>
+                <w14:ligatures w14:val="none"/>
+              </w:rPr>
+              <w:t xml:space="preserve">owns, controls, </w:t>
+            </w:r>
+            <w:proofErr w:type="spellStart"/>
+            <w:r>
+              <w:rPr>
+                <w:rFonts w:eastAsia="Times New Roman" w:cs="Segoe UI"/>
+                <w:kern w:val="0"/>
+                <w:sz w:val="16"/>
+                <w:szCs w:val="16"/>
+                <w14:ligatures w14:val="none"/>
+              </w:rPr>
+              <w:t>beneficiary_of</w:t>
+            </w:r>
+            <w:proofErr w:type="spellEnd"/>
+            <w:r>
+              <w:rPr>
+                <w:rFonts w:eastAsia="Times New Roman" w:cs="Segoe UI"/>
+                <w:kern w:val="0"/>
+                <w:sz w:val="16"/>
+                <w:szCs w:val="16"/>
+                <w14:ligatures w14:val="none"/>
+              </w:rPr>
+              <w:t xml:space="preserve">, </w:t>
+            </w:r>
+            <w:proofErr w:type="spellStart"/>
+            <w:r>
+              <w:rPr>
+                <w:rFonts w:eastAsia="Times New Roman" w:cs="Segoe UI"/>
+                <w:kern w:val="0"/>
+                <w:sz w:val="16"/>
+                <w:szCs w:val="16"/>
+                <w14:ligatures w14:val="none"/>
+              </w:rPr>
+              <w:t>grantor_of</w:t>
+            </w:r>
+            <w:proofErr w:type="spellEnd"/>
+            <w:r>
+              <w:rPr>
+                <w:rFonts w:eastAsia="Times New Roman" w:cs="Segoe UI"/>
+                <w:kern w:val="0"/>
+                <w:sz w:val="16"/>
+                <w:szCs w:val="16"/>
+                <w14:ligatures w14:val="none"/>
+              </w:rPr>
+              <w:t xml:space="preserve">, </w:t>
+            </w:r>
+            <w:proofErr w:type="spellStart"/>
+            <w:r>
+              <w:rPr>
+                <w:rFonts w:eastAsia="Times New Roman" w:cs="Segoe UI"/>
+                <w:kern w:val="0"/>
+                <w:sz w:val="16"/>
+                <w:szCs w:val="16"/>
+                <w14:ligatures w14:val="none"/>
+              </w:rPr>
+              <w:t>guarantor_of</w:t>
+            </w:r>
+            <w:proofErr w:type="spellEnd"/>
+            <w:r>
+              <w:rPr>
+                <w:rFonts w:eastAsia="Times New Roman" w:cs="Segoe UI"/>
+                <w:kern w:val="0"/>
+                <w:sz w:val="16"/>
+                <w:szCs w:val="16"/>
+                <w14:ligatures w14:val="none"/>
+              </w:rPr>
+              <w:t xml:space="preserve">, </w:t>
+            </w:r>
+            <w:proofErr w:type="spellStart"/>
+            <w:r>
+              <w:rPr>
+                <w:rFonts w:eastAsia="Times New Roman" w:cs="Segoe UI"/>
+                <w:kern w:val="0"/>
+                <w:sz w:val="16"/>
+                <w:szCs w:val="16"/>
+                <w14:ligatures w14:val="none"/>
+              </w:rPr>
+              <w:t>married_mfj</w:t>
+            </w:r>
+            <w:proofErr w:type="spellEnd"/>
+            <w:r>
+              <w:rPr>
+                <w:rFonts w:eastAsia="Times New Roman" w:cs="Segoe UI"/>
+                <w:kern w:val="0"/>
+                <w:sz w:val="16"/>
+                <w:szCs w:val="16"/>
+                <w14:ligatures w14:val="none"/>
+              </w:rPr>
+              <w:t xml:space="preserve">, </w:t>
+            </w:r>
+            <w:proofErr w:type="spellStart"/>
+            <w:r>
+              <w:rPr>
+                <w:rFonts w:eastAsia="Times New Roman" w:cs="Segoe UI"/>
+                <w:kern w:val="0"/>
+                <w:sz w:val="16"/>
+                <w:szCs w:val="16"/>
+                <w14:ligatures w14:val="none"/>
+              </w:rPr>
+              <w:t>married_mfs</w:t>
+            </w:r>
+            <w:proofErr w:type="spellEnd"/>
+            <w:r>
+              <w:rPr>
+                <w:rFonts w:eastAsia="Times New Roman" w:cs="Segoe UI"/>
+                <w:kern w:val="0"/>
+                <w:sz w:val="16"/>
+                <w:szCs w:val="16"/>
+                <w14:ligatures w14:val="none"/>
+              </w:rPr>
+              <w:t xml:space="preserve">, </w:t>
+            </w:r>
+            <w:proofErr w:type="spellStart"/>
+            <w:r>
+              <w:rPr>
+                <w:rFonts w:eastAsia="Times New Roman" w:cs="Segoe UI"/>
+                <w:kern w:val="0"/>
+                <w:sz w:val="16"/>
+                <w:szCs w:val="16"/>
+                <w14:ligatures w14:val="none"/>
+              </w:rPr>
+              <w:t>domestic_partner</w:t>
+            </w:r>
+            <w:proofErr w:type="spellEnd"/>
+            <w:r>
+              <w:rPr>
+                <w:rFonts w:eastAsia="Times New Roman" w:cs="Segoe UI"/>
+                <w:kern w:val="0"/>
+                <w:sz w:val="16"/>
+                <w:szCs w:val="16"/>
+                <w14:ligatures w14:val="none"/>
+              </w:rPr>
+              <w:t xml:space="preserve">, divorced, </w:t>
+            </w:r>
+            <w:proofErr w:type="spellStart"/>
+            <w:r>
+              <w:rPr>
+                <w:rFonts w:eastAsia="Times New Roman" w:cs="Segoe UI"/>
+                <w:kern w:val="0"/>
+                <w:sz w:val="16"/>
+                <w:szCs w:val="16"/>
+                <w14:ligatures w14:val="none"/>
+              </w:rPr>
+              <w:t>dependent_of</w:t>
+            </w:r>
+            <w:proofErr w:type="spellEnd"/>
+          </w:p>
+        </w:tc>
+        <w:tc>
+          <w:tcPr>
+            <w:tcW w:w="1537" w:type="dxa"/>
+          </w:tcPr>
+          <w:p>
+            <w:pPr>
+              <w:spacing w:after="0" w:line="240" w:lineRule="auto"/>
+              <w:jc w:val="center"/>
+              <w:rPr>
+                <w:rFonts w:eastAsia="Times New Roman" w:cs="Segoe UI"/>
+                <w:kern w:val="0"/>
+                <w:sz w:val="16"/>
+                <w:szCs w:val="16"/>
+                <w14:ligatures w14:val="none"/>
+              </w:rPr>
+            </w:pPr>
+          </w:p>
+        </w:tc>
+      </w:tr>
+      <w:tr>
+        <w:tc>
+          <w:tcPr>
+            <w:tcW w:w="0" w:type="auto"/>
+            <w:tcMar>
+              <w:top w:w="150" w:type="dxa"/>
+              <w:left w:w="0" w:type="dxa"/>
+              <w:bottom w:w="150" w:type="dxa"/>
+              <w:right w:w="240" w:type="dxa"/>
+            </w:tcMar>
+            <w:vAlign w:val="center"/>
+            <w:hideMark/>
+          </w:tcPr>
+          <w:p>
+            <w:pPr>
+              <w:spacing w:after="0" w:line="240" w:lineRule="auto"/>
+              <w:rPr>
+                <w:rFonts w:eastAsia="Times New Roman" w:cs="Segoe UI"/>
+                <w:kern w:val="0"/>
+                <w:sz w:val="16"/>
+                <w:szCs w:val="16"/>
+                <w14:ligatures w14:val="none"/>
+              </w:rPr>
+            </w:pPr>
+            <w:proofErr w:type="spellStart"/>
+            <w:r>
+              <w:rPr>
+                <w:rFonts w:eastAsia="Times New Roman" w:cs="Segoe UI"/>
+                <w:kern w:val="0"/>
+                <w:sz w:val="16"/>
+                <w:szCs w:val="16"/>
+                <w14:ligatures w14:val="none"/>
+              </w:rPr>
+              <w:t>child_entity_type</w:t>
+            </w:r>
+            <w:proofErr w:type="spellEnd"/>
+          </w:p>
+        </w:tc>
+        <w:tc>
+          <w:tcPr>
+            <w:tcW w:w="0" w:type="auto"/>
+            <w:tcMar>
+              <w:top w:w="150" w:type="dxa"/>
+              <w:left w:w="240" w:type="dxa"/>
+              <w:bottom w:w="150" w:type="dxa"/>
+              <w:right w:w="240" w:type="dxa"/>
+            </w:tcMar>
+            <w:vAlign w:val="center"/>
+            <w:hideMark/>
+          </w:tcPr>
+          <w:p>
+            <w:pPr>
+              <w:spacing w:after="0" w:line="240" w:lineRule="auto"/>
+              <w:rPr>
+                <w:rFonts w:eastAsia="Times New Roman" w:cs="Segoe UI"/>
+                <w:kern w:val="0"/>
+                <w:sz w:val="16"/>
+                <w:szCs w:val="16"/>
+                <w14:ligatures w14:val="none"/>
+              </w:rPr>
+            </w:pPr>
+            <w:r>
+              <w:rPr>
+                <w:rFonts w:eastAsia="Times New Roman" w:cs="Segoe UI"/>
+                <w:kern w:val="0"/>
+                <w:sz w:val="16"/>
+                <w:szCs w:val="16"/>
+                <w14:ligatures w14:val="none"/>
+              </w:rPr>
+              <w:t>TEXT</w:t>
+            </w:r>
+          </w:p>
+        </w:tc>
+        <w:tc>
+          <w:tcPr>
+            <w:tcW w:w="2060" w:type="dxa"/>
+            <w:tcMar>
+              <w:top w:w="150" w:type="dxa"/>
+              <w:left w:w="240" w:type="dxa"/>
+              <w:bottom w:w="150" w:type="dxa"/>
+              <w:right w:w="240" w:type="dxa"/>
+            </w:tcMar>
+            <w:vAlign w:val="center"/>
+            <w:hideMark/>
+          </w:tcPr>
+          <w:p>
+            <w:pPr>
+              <w:spacing w:after="0" w:line="240" w:lineRule="auto"/>
+              <w:rPr>
+                <w:rFonts w:eastAsia="Times New Roman" w:cs="Segoe UI"/>
+                <w:kern w:val="0"/>
+                <w:sz w:val="16"/>
+                <w:szCs w:val="16"/>
+                <w14:ligatures w14:val="none"/>
+              </w:rPr>
+            </w:pPr>
+          </w:p>
+        </w:tc>
+        <w:tc>
+          <w:tcPr>
+            <w:tcW w:w="3045" w:type="dxa"/>
+            <w:tcMar>
+              <w:top w:w="150" w:type="dxa"/>
+              <w:left w:w="240" w:type="dxa"/>
+              <w:bottom w:w="150" w:type="dxa"/>
+              <w:right w:w="0" w:type="dxa"/>
+            </w:tcMar>
+            <w:vAlign w:val="center"/>
+            <w:hideMark/>
+          </w:tcPr>
+          <w:p>
+            <w:pPr>
+              <w:spacing w:after="0" w:line="240" w:lineRule="auto"/>
+              <w:rPr>
+                <w:rFonts w:eastAsia="Times New Roman" w:cs="Segoe UI"/>
+                <w:kern w:val="0"/>
+                <w:sz w:val="16"/>
+                <w:szCs w:val="16"/>
+                <w14:ligatures w14:val="none"/>
+              </w:rPr>
+            </w:pPr>
+            <w:r>
+              <w:rPr>
+                <w:rFonts w:eastAsia="Times New Roman" w:cs="Segoe UI"/>
+                <w:kern w:val="0"/>
+                <w:sz w:val="16"/>
+                <w:szCs w:val="16"/>
+                <w14:ligatures w14:val="none"/>
+              </w:rPr>
+              <w:t xml:space="preserve">partnership, </w:t>
+            </w:r>
+            <w:proofErr w:type="spellStart"/>
+            <w:r>
+              <w:rPr>
+                <w:rFonts w:eastAsia="Times New Roman" w:cs="Segoe UI"/>
+                <w:kern w:val="0"/>
+                <w:sz w:val="16"/>
+                <w:szCs w:val="16"/>
+                <w14:ligatures w14:val="none"/>
+              </w:rPr>
+              <w:t>s_corporation</w:t>
+            </w:r>
+            <w:proofErr w:type="spellEnd"/>
+            <w:r>
+              <w:rPr>
+                <w:rFonts w:eastAsia="Times New Roman" w:cs="Segoe UI"/>
+                <w:kern w:val="0"/>
+                <w:sz w:val="16"/>
+                <w:szCs w:val="16"/>
+                <w14:ligatures w14:val="none"/>
+              </w:rPr>
+              <w:t xml:space="preserve">, trust, estate, </w:t>
+            </w:r>
+            <w:proofErr w:type="spellStart"/>
+            <w:r>
+              <w:rPr>
+                <w:rFonts w:eastAsia="Times New Roman" w:cs="Segoe UI"/>
+                <w:kern w:val="0"/>
+                <w:sz w:val="16"/>
+                <w:szCs w:val="16"/>
+                <w14:ligatures w14:val="none"/>
+              </w:rPr>
+              <w:t>llc</w:t>
+            </w:r>
+            <w:proofErr w:type="spellEnd"/>
+            <w:r>
+              <w:rPr>
+                <w:rFonts w:eastAsia="Times New Roman" w:cs="Segoe UI"/>
+                <w:kern w:val="0"/>
+                <w:sz w:val="16"/>
+                <w:szCs w:val="16"/>
+                <w14:ligatures w14:val="none"/>
+              </w:rPr>
+              <w:t>, individual</w:t>
+            </w:r>
+          </w:p>
+        </w:tc>
+        <w:tc>
+          <w:tcPr>
+            <w:tcW w:w="1537" w:type="dxa"/>
+          </w:tcPr>
+          <w:p>
+            <w:pPr>
+              <w:spacing w:after="0" w:line="240" w:lineRule="auto"/>
+              <w:jc w:val="center"/>
+              <w:rPr>
+                <w:rFonts w:eastAsia="Times New Roman" w:cs="Segoe UI"/>
+                <w:kern w:val="0"/>
+                <w:sz w:val="16"/>
+                <w:szCs w:val="16"/>
+                <w14:ligatures w14:val="none"/>
+              </w:rPr>
+            </w:pPr>
+          </w:p>
+        </w:tc>
+      </w:tr>
+      <w:tr>
+        <w:tc>
+          <w:tcPr>
+            <w:tcW w:w="0" w:type="auto"/>
+            <w:tcMar>
+              <w:top w:w="150" w:type="dxa"/>
+              <w:left w:w="0" w:type="dxa"/>
+              <w:bottom w:w="150" w:type="dxa"/>
+              <w:right w:w="240" w:type="dxa"/>
+            </w:tcMar>
+            <w:vAlign w:val="center"/>
+            <w:hideMark/>
+          </w:tcPr>
+          <w:p>
+            <w:pPr>
+              <w:spacing w:after="0" w:line="240" w:lineRule="auto"/>
+              <w:rPr>
+                <w:rFonts w:eastAsia="Times New Roman" w:cs="Segoe UI"/>
+                <w:kern w:val="0"/>
+                <w:sz w:val="16"/>
+                <w:szCs w:val="16"/>
+                <w14:ligatures w14:val="none"/>
+              </w:rPr>
+            </w:pPr>
+            <w:proofErr w:type="spellStart"/>
+            <w:r>
+              <w:rPr>
+                <w:rFonts w:eastAsia="Times New Roman" w:cs="Segoe UI"/>
+                <w:kern w:val="0"/>
+                <w:sz w:val="16"/>
+                <w:szCs w:val="16"/>
+                <w14:ligatures w14:val="none"/>
+              </w:rPr>
+              <w:t>requires_separate_return</w:t>
+            </w:r>
+            <w:proofErr w:type="spellEnd"/>
+          </w:p>
+        </w:tc>
+        <w:tc>
+          <w:tcPr>
+            <w:tcW w:w="0" w:type="auto"/>
+            <w:tcMar>
+              <w:top w:w="150" w:type="dxa"/>
+              <w:left w:w="240" w:type="dxa"/>
+              <w:bottom w:w="150" w:type="dxa"/>
+              <w:right w:w="240" w:type="dxa"/>
+            </w:tcMar>
+            <w:vAlign w:val="center"/>
+            <w:hideMark/>
+          </w:tcPr>
+          <w:p>
+            <w:pPr>
+              <w:spacing w:after="0" w:line="240" w:lineRule="auto"/>
+              <w:rPr>
+                <w:rFonts w:eastAsia="Times New Roman" w:cs="Segoe UI"/>
+                <w:kern w:val="0"/>
+                <w:sz w:val="16"/>
+                <w:szCs w:val="16"/>
+                <w14:ligatures w14:val="none"/>
+              </w:rPr>
+            </w:pPr>
+            <w:r>
+              <w:rPr>
+                <w:rFonts w:eastAsia="Times New Roman" w:cs="Segoe UI"/>
+                <w:kern w:val="0"/>
+                <w:sz w:val="16"/>
+                <w:szCs w:val="16"/>
+                <w14:ligatures w14:val="none"/>
+              </w:rPr>
+              <w:t>BOOLEAN</w:t>
+            </w:r>
+          </w:p>
+        </w:tc>
+        <w:tc>
+          <w:tcPr>
+            <w:tcW w:w="2060" w:type="dxa"/>
+            <w:tcMar>
+              <w:top w:w="150" w:type="dxa"/>
+              <w:left w:w="240" w:type="dxa"/>
+              <w:bottom w:w="150" w:type="dxa"/>
+              <w:right w:w="240" w:type="dxa"/>
+            </w:tcMar>
+            <w:vAlign w:val="center"/>
+            <w:hideMark/>
+          </w:tcPr>
+          <w:p>
+            <w:pPr>
+              <w:spacing w:after="0" w:line="240" w:lineRule="auto"/>
+              <w:rPr>
+                <w:rFonts w:eastAsia="Times New Roman" w:cs="Segoe UI"/>
+                <w:kern w:val="0"/>
+                <w:sz w:val="16"/>
+                <w:szCs w:val="16"/>
+                <w14:ligatures w14:val="none"/>
+              </w:rPr>
+            </w:pPr>
+            <w:r>
+              <w:rPr>
+                <w:rFonts w:eastAsia="Times New Roman" w:cs="Segoe UI"/>
+                <w:kern w:val="0"/>
+                <w:sz w:val="16"/>
+                <w:szCs w:val="16"/>
+                <w14:ligatures w14:val="none"/>
+              </w:rPr>
+              <w:t>DEFAULT 1</w:t>
+            </w:r>
+          </w:p>
+        </w:tc>
+        <w:tc>
+          <w:tcPr>
+            <w:tcW w:w="3045" w:type="dxa"/>
+            <w:tcMar>
+              <w:top w:w="150" w:type="dxa"/>
+              <w:left w:w="240" w:type="dxa"/>
+              <w:bottom w:w="150" w:type="dxa"/>
+              <w:right w:w="0" w:type="dxa"/>
+            </w:tcMar>
+            <w:vAlign w:val="center"/>
+            <w:hideMark/>
+          </w:tcPr>
+          <w:p>
+            <w:pPr>
+              <w:spacing w:after="0" w:line="240" w:lineRule="auto"/>
+              <w:rPr>
+                <w:rFonts w:eastAsia="Times New Roman" w:cs="Segoe UI"/>
+                <w:kern w:val="0"/>
+                <w:sz w:val="16"/>
+                <w:szCs w:val="16"/>
+                <w14:ligatures w14:val="none"/>
+              </w:rPr>
+            </w:pPr>
+            <w:r>
+              <w:rPr>
+                <w:rFonts w:eastAsia="Times New Roman" w:cs="Segoe UI"/>
+                <w:kern w:val="0"/>
+                <w:sz w:val="16"/>
+                <w:szCs w:val="16"/>
+                <w14:ligatures w14:val="none"/>
+              </w:rPr>
+              <w:t>Whether owned entity files own return</w:t>
+            </w:r>
+          </w:p>
+        </w:tc>
+        <w:tc>
+          <w:tcPr>
+            <w:tcW w:w="1537" w:type="dxa"/>
+          </w:tcPr>
+          <w:p>
+            <w:pPr>
+              <w:spacing w:after="0" w:line="240" w:lineRule="auto"/>
+              <w:jc w:val="center"/>
+              <w:rPr>
+                <w:rFonts w:eastAsia="Times New Roman" w:cs="Segoe UI"/>
+                <w:kern w:val="0"/>
+                <w:sz w:val="16"/>
+                <w:szCs w:val="16"/>
+                <w14:ligatures w14:val="none"/>
+              </w:rPr>
+            </w:pPr>
+          </w:p>
+        </w:tc>
+      </w:tr>
+      <w:tr>
+        <w:tc>
+          <w:tcPr>
+            <w:tcW w:w="0" w:type="auto"/>
+            <w:tcMar>
+              <w:top w:w="150" w:type="dxa"/>
+              <w:left w:w="0" w:type="dxa"/>
+              <w:bottom w:w="150" w:type="dxa"/>
+              <w:right w:w="240" w:type="dxa"/>
+            </w:tcMar>
+            <w:vAlign w:val="center"/>
+            <w:hideMark/>
+          </w:tcPr>
+          <w:p>
+            <w:pPr>
+              <w:spacing w:after="0" w:line="240" w:lineRule="auto"/>
+              <w:rPr>
+                <w:rFonts w:eastAsia="Times New Roman" w:cs="Segoe UI"/>
+                <w:kern w:val="0"/>
+                <w:sz w:val="16"/>
+                <w:szCs w:val="16"/>
+                <w14:ligatures w14:val="none"/>
+              </w:rPr>
+            </w:pPr>
+            <w:proofErr w:type="spellStart"/>
+            <w:r>
+              <w:rPr>
+                <w:rFonts w:eastAsia="Times New Roman" w:cs="Segoe UI"/>
+                <w:kern w:val="0"/>
+                <w:sz w:val="16"/>
+                <w:szCs w:val="16"/>
+                <w14:ligatures w14:val="none"/>
+              </w:rPr>
+              <w:t>tax_year</w:t>
+            </w:r>
+            <w:proofErr w:type="spellEnd"/>
+          </w:p>
+        </w:tc>
+        <w:tc>
+          <w:tcPr>
+            <w:tcW w:w="0" w:type="auto"/>
+            <w:tcMar>
+              <w:top w:w="150" w:type="dxa"/>
+              <w:left w:w="240" w:type="dxa"/>
+              <w:bottom w:w="150" w:type="dxa"/>
+              <w:right w:w="240" w:type="dxa"/>
+            </w:tcMar>
+            <w:vAlign w:val="center"/>
+            <w:hideMark/>
+          </w:tcPr>
+          <w:p>
+            <w:pPr>
+              <w:spacing w:after="0" w:line="240" w:lineRule="auto"/>
+              <w:rPr>
+                <w:rFonts w:eastAsia="Times New Roman" w:cs="Segoe UI"/>
+                <w:kern w:val="0"/>
+                <w:sz w:val="16"/>
+                <w:szCs w:val="16"/>
+                <w14:ligatures w14:val="none"/>
+              </w:rPr>
+            </w:pPr>
+            <w:r>
+              <w:rPr>
+                <w:rFonts w:eastAsia="Times New Roman" w:cs="Segoe UI"/>
+                <w:kern w:val="0"/>
+                <w:sz w:val="16"/>
+                <w:szCs w:val="16"/>
+                <w14:ligatures w14:val="none"/>
+              </w:rPr>
+              <w:t>INTEGER</w:t>
+            </w:r>
+          </w:p>
+        </w:tc>
+        <w:tc>
+          <w:tcPr>
+            <w:tcW w:w="2060" w:type="dxa"/>
+            <w:tcMar>
+              <w:top w:w="150" w:type="dxa"/>
+              <w:left w:w="240" w:type="dxa"/>
+              <w:bottom w:w="150" w:type="dxa"/>
+              <w:right w:w="240" w:type="dxa"/>
+            </w:tcMar>
+            <w:vAlign w:val="center"/>
+            <w:hideMark/>
+          </w:tcPr>
+          <w:p>
+            <w:pPr>
+              <w:spacing w:after="0" w:line="240" w:lineRule="auto"/>
+              <w:rPr>
+                <w:rFonts w:eastAsia="Times New Roman" w:cs="Segoe UI"/>
+                <w:kern w:val="0"/>
+                <w:sz w:val="16"/>
+                <w:szCs w:val="16"/>
+                <w14:ligatures w14:val="none"/>
+              </w:rPr>
+            </w:pPr>
+          </w:p>
+        </w:tc>
+        <w:tc>
+          <w:tcPr>
+            <w:tcW w:w="3045" w:type="dxa"/>
+            <w:tcMar>
+              <w:top w:w="150" w:type="dxa"/>
+              <w:left w:w="240" w:type="dxa"/>
+              <w:bottom w:w="150" w:type="dxa"/>
+              <w:right w:w="0" w:type="dxa"/>
+            </w:tcMar>
+            <w:vAlign w:val="center"/>
+            <w:hideMark/>
+          </w:tcPr>
+          <w:p>
+            <w:pPr>
+              <w:spacing w:after="0" w:line="240" w:lineRule="auto"/>
+              <w:rPr>
+                <w:rFonts w:eastAsia="Times New Roman" w:cs="Segoe UI"/>
+                <w:kern w:val="0"/>
+                <w:sz w:val="16"/>
+                <w:szCs w:val="16"/>
+                <w14:ligatures w14:val="none"/>
+              </w:rPr>
+            </w:pPr>
+            <w:r>
+              <w:rPr>
+                <w:rFonts w:eastAsia="Times New Roman" w:cs="Segoe UI"/>
+                <w:kern w:val="0"/>
+                <w:sz w:val="16"/>
+                <w:szCs w:val="16"/>
+                <w14:ligatures w14:val="none"/>
+              </w:rPr>
+              <w:t>For marriage relationships</w:t>
+            </w:r>
+          </w:p>
+        </w:tc>
+        <w:tc>
+          <w:tcPr>
+            <w:tcW w:w="1537" w:type="dxa"/>
+          </w:tcPr>
+          <w:p>
+            <w:pPr>
+              <w:spacing w:after="0" w:line="240" w:lineRule="auto"/>
+              <w:jc w:val="center"/>
+              <w:rPr>
+                <w:rFonts w:eastAsia="Times New Roman" w:cs="Segoe UI"/>
+                <w:kern w:val="0"/>
+                <w:sz w:val="16"/>
+                <w:szCs w:val="16"/>
+                <w14:ligatures w14:val="none"/>
+              </w:rPr>
+            </w:pPr>
+          </w:p>
+        </w:tc>
+      </w:tr>
+      <w:tr>
+        <w:tc>
+          <w:tcPr>
+            <w:tcW w:w="0" w:type="auto"/>
+            <w:tcMar>
+              <w:top w:w="150" w:type="dxa"/>
+              <w:left w:w="0" w:type="dxa"/>
+              <w:bottom w:w="150" w:type="dxa"/>
+              <w:right w:w="240" w:type="dxa"/>
+            </w:tcMar>
+            <w:vAlign w:val="center"/>
+            <w:hideMark/>
+          </w:tcPr>
+          <w:p>
+            <w:pPr>
+              <w:spacing w:after="0" w:line="240" w:lineRule="auto"/>
+              <w:rPr>
+                <w:rFonts w:eastAsia="Times New Roman" w:cs="Segoe UI"/>
+                <w:kern w:val="0"/>
+                <w:sz w:val="16"/>
+                <w:szCs w:val="16"/>
+                <w14:ligatures w14:val="none"/>
+              </w:rPr>
+            </w:pPr>
+            <w:proofErr w:type="spellStart"/>
+            <w:r>
+              <w:rPr>
+                <w:rFonts w:eastAsia="Times New Roman" w:cs="Segoe UI"/>
+                <w:kern w:val="0"/>
+                <w:sz w:val="16"/>
+                <w:szCs w:val="16"/>
+                <w14:ligatures w14:val="none"/>
+              </w:rPr>
+              <w:t>effective_date</w:t>
+            </w:r>
+            <w:proofErr w:type="spellEnd"/>
+          </w:p>
+        </w:tc>
+        <w:tc>
+          <w:tcPr>
+            <w:tcW w:w="0" w:type="auto"/>
+            <w:tcMar>
+              <w:top w:w="150" w:type="dxa"/>
+              <w:left w:w="240" w:type="dxa"/>
+              <w:bottom w:w="150" w:type="dxa"/>
+              <w:right w:w="240" w:type="dxa"/>
+            </w:tcMar>
+            <w:vAlign w:val="center"/>
+            <w:hideMark/>
+          </w:tcPr>
+          <w:p>
+            <w:pPr>
+              <w:spacing w:after="0" w:line="240" w:lineRule="auto"/>
+              <w:rPr>
+                <w:rFonts w:eastAsia="Times New Roman" w:cs="Segoe UI"/>
+                <w:kern w:val="0"/>
+                <w:sz w:val="16"/>
+                <w:szCs w:val="16"/>
+                <w14:ligatures w14:val="none"/>
+              </w:rPr>
+            </w:pPr>
+            <w:r>
+              <w:rPr>
+                <w:rFonts w:eastAsia="Times New Roman" w:cs="Segoe UI"/>
+                <w:kern w:val="0"/>
+                <w:sz w:val="16"/>
+                <w:szCs w:val="16"/>
+                <w14:ligatures w14:val="none"/>
+              </w:rPr>
+              <w:t>DATE</w:t>
+            </w:r>
+          </w:p>
+        </w:tc>
+        <w:tc>
+          <w:tcPr>
+            <w:tcW w:w="2060" w:type="dxa"/>
+            <w:tcMar>
+              <w:top w:w="150" w:type="dxa"/>
+              <w:left w:w="240" w:type="dxa"/>
+              <w:bottom w:w="150" w:type="dxa"/>
+              <w:right w:w="240" w:type="dxa"/>
+            </w:tcMar>
+            <w:vAlign w:val="center"/>
+            <w:hideMark/>
+          </w:tcPr>
+          <w:p>
+            <w:pPr>
+              <w:spacing w:after="0" w:line="240" w:lineRule="auto"/>
+              <w:rPr>
+                <w:rFonts w:eastAsia="Times New Roman" w:cs="Segoe UI"/>
+                <w:kern w:val="0"/>
+                <w:sz w:val="16"/>
+                <w:szCs w:val="16"/>
+                <w14:ligatures w14:val="none"/>
+              </w:rPr>
+            </w:pPr>
+            <w:r>
+              <w:rPr>
+                <w:rFonts w:eastAsia="Times New Roman" w:cs="Segoe UI"/>
+                <w:kern w:val="0"/>
+                <w:sz w:val="16"/>
+                <w:szCs w:val="16"/>
+                <w14:ligatures w14:val="none"/>
+              </w:rPr>
+              <w:t>NOT NULL</w:t>
+            </w:r>
+          </w:p>
+        </w:tc>
+        <w:tc>
+          <w:tcPr>
+            <w:tcW w:w="3045" w:type="dxa"/>
+            <w:tcMar>
+              <w:top w:w="150" w:type="dxa"/>
+              <w:left w:w="240" w:type="dxa"/>
+              <w:bottom w:w="150" w:type="dxa"/>
+              <w:right w:w="0" w:type="dxa"/>
+            </w:tcMar>
+            <w:vAlign w:val="center"/>
+            <w:hideMark/>
+          </w:tcPr>
+          <w:p>
+            <w:pPr>
+              <w:spacing w:after="0" w:line="240" w:lineRule="auto"/>
+              <w:rPr>
+                <w:rFonts w:eastAsia="Times New Roman" w:cs="Segoe UI"/>
+                <w:kern w:val="0"/>
+                <w:sz w:val="16"/>
+                <w:szCs w:val="16"/>
+                <w14:ligatures w14:val="none"/>
+              </w:rPr>
+            </w:pPr>
+            <w:r>
+              <w:rPr>
+                <w:rFonts w:eastAsia="Times New Roman" w:cs="Segoe UI"/>
+                <w:kern w:val="0"/>
+                <w:sz w:val="16"/>
+                <w:szCs w:val="16"/>
+                <w14:ligatures w14:val="none"/>
+              </w:rPr>
+              <w:t>When relationship started</w:t>
+            </w:r>
+          </w:p>
+        </w:tc>
+        <w:tc>
+          <w:tcPr>
+            <w:tcW w:w="1537" w:type="dxa"/>
+          </w:tcPr>
+          <w:p>
+            <w:pPr>
+              <w:spacing w:after="0" w:line="240" w:lineRule="auto"/>
+              <w:jc w:val="center"/>
+              <w:rPr>
+                <w:rFonts w:eastAsia="Times New Roman" w:cs="Segoe UI"/>
+                <w:kern w:val="0"/>
+                <w:sz w:val="16"/>
+                <w:szCs w:val="16"/>
+                <w14:ligatures w14:val="none"/>
+              </w:rPr>
+            </w:pPr>
+          </w:p>
+        </w:tc>
+      </w:tr>
+      <w:tr>
+        <w:tc>
+          <w:tcPr>
+            <w:tcW w:w="0" w:type="auto"/>
+            <w:tcMar>
+              <w:top w:w="150" w:type="dxa"/>
+              <w:left w:w="0" w:type="dxa"/>
+              <w:bottom w:w="150" w:type="dxa"/>
+              <w:right w:w="240" w:type="dxa"/>
+            </w:tcMar>
+            <w:vAlign w:val="center"/>
+            <w:hideMark/>
+          </w:tcPr>
+          <w:p>
+            <w:pPr>
+              <w:spacing w:after="0" w:line="240" w:lineRule="auto"/>
+              <w:rPr>
+                <w:rFonts w:eastAsia="Times New Roman" w:cs="Segoe UI"/>
+                <w:kern w:val="0"/>
+                <w:sz w:val="16"/>
+                <w:szCs w:val="16"/>
+                <w14:ligatures w14:val="none"/>
+              </w:rPr>
+            </w:pPr>
+            <w:proofErr w:type="spellStart"/>
+            <w:r>
+              <w:rPr>
+                <w:rFonts w:eastAsia="Times New Roman" w:cs="Segoe UI"/>
+                <w:kern w:val="0"/>
+                <w:sz w:val="16"/>
+                <w:szCs w:val="16"/>
+                <w14:ligatures w14:val="none"/>
+              </w:rPr>
+              <w:t>end_date</w:t>
+            </w:r>
+            <w:proofErr w:type="spellEnd"/>
+          </w:p>
+        </w:tc>
+        <w:tc>
+          <w:tcPr>
+            <w:tcW w:w="0" w:type="auto"/>
+            <w:tcMar>
+              <w:top w:w="150" w:type="dxa"/>
+              <w:left w:w="240" w:type="dxa"/>
+              <w:bottom w:w="150" w:type="dxa"/>
+              <w:right w:w="240" w:type="dxa"/>
+            </w:tcMar>
+            <w:vAlign w:val="center"/>
+            <w:hideMark/>
+          </w:tcPr>
+          <w:p>
+            <w:pPr>
+              <w:spacing w:after="0" w:line="240" w:lineRule="auto"/>
+              <w:rPr>
+                <w:rFonts w:eastAsia="Times New Roman" w:cs="Segoe UI"/>
+                <w:kern w:val="0"/>
+                <w:sz w:val="16"/>
+                <w:szCs w:val="16"/>
+                <w14:ligatures w14:val="none"/>
+              </w:rPr>
+            </w:pPr>
+            <w:r>
+              <w:rPr>
+                <w:rFonts w:eastAsia="Times New Roman" w:cs="Segoe UI"/>
+                <w:kern w:val="0"/>
+                <w:sz w:val="16"/>
+                <w:szCs w:val="16"/>
+                <w14:ligatures w14:val="none"/>
+              </w:rPr>
+              <w:t>DATE</w:t>
+            </w:r>
+          </w:p>
+        </w:tc>
+        <w:tc>
+          <w:tcPr>
+            <w:tcW w:w="2060" w:type="dxa"/>
+            <w:tcMar>
+              <w:top w:w="150" w:type="dxa"/>
+              <w:left w:w="240" w:type="dxa"/>
+              <w:bottom w:w="150" w:type="dxa"/>
+              <w:right w:w="240" w:type="dxa"/>
+            </w:tcMar>
+            <w:vAlign w:val="center"/>
+            <w:hideMark/>
+          </w:tcPr>
+          <w:p>
+            <w:pPr>
+              <w:spacing w:after="0" w:line="240" w:lineRule="auto"/>
+              <w:rPr>
+                <w:rFonts w:eastAsia="Times New Roman" w:cs="Segoe UI"/>
+                <w:kern w:val="0"/>
+                <w:sz w:val="16"/>
+                <w:szCs w:val="16"/>
+                <w14:ligatures w14:val="none"/>
+              </w:rPr>
+            </w:pPr>
+          </w:p>
+        </w:tc>
+        <w:tc>
+          <w:tcPr>
+            <w:tcW w:w="3045" w:type="dxa"/>
+            <w:tcMar>
+              <w:top w:w="150" w:type="dxa"/>
+              <w:left w:w="240" w:type="dxa"/>
+              <w:bottom w:w="150" w:type="dxa"/>
+              <w:right w:w="0" w:type="dxa"/>
+            </w:tcMar>
+            <w:vAlign w:val="center"/>
+            <w:hideMark/>
+          </w:tcPr>
+          <w:p>
+            <w:pPr>
+              <w:spacing w:after="0" w:line="240" w:lineRule="auto"/>
+              <w:rPr>
+                <w:rFonts w:eastAsia="Times New Roman" w:cs="Segoe UI"/>
+                <w:kern w:val="0"/>
+                <w:sz w:val="16"/>
+                <w:szCs w:val="16"/>
+                <w14:ligatures w14:val="none"/>
+              </w:rPr>
+            </w:pPr>
+            <w:r>
+              <w:rPr>
+                <w:rFonts w:eastAsia="Times New Roman" w:cs="Segoe UI"/>
+                <w:kern w:val="0"/>
+                <w:sz w:val="16"/>
+                <w:szCs w:val="16"/>
+                <w14:ligatures w14:val="none"/>
+              </w:rPr>
+              <w:t>When relationship ended (divorce, sold business)</w:t>
+            </w:r>
+          </w:p>
+        </w:tc>
+        <w:tc>
+          <w:tcPr>
+            <w:tcW w:w="1537" w:type="dxa"/>
+          </w:tcPr>
+          <w:p>
+            <w:pPr>
+              <w:spacing w:after="0" w:line="240" w:lineRule="auto"/>
+              <w:jc w:val="center"/>
+              <w:rPr>
+                <w:rFonts w:eastAsia="Times New Roman" w:cs="Segoe UI"/>
+                <w:kern w:val="0"/>
+                <w:sz w:val="16"/>
+                <w:szCs w:val="16"/>
+                <w14:ligatures w14:val="none"/>
+              </w:rPr>
+            </w:pPr>
+          </w:p>
+        </w:tc>
+      </w:tr>
+      <w:tr>
+        <w:tc>
+          <w:tcPr>
+            <w:tcW w:w="0" w:type="auto"/>
+            <w:tcMar>
+              <w:top w:w="150" w:type="dxa"/>
+              <w:left w:w="0" w:type="dxa"/>
+              <w:bottom w:w="150" w:type="dxa"/>
+              <w:right w:w="240" w:type="dxa"/>
+            </w:tcMar>
+            <w:vAlign w:val="center"/>
+            <w:hideMark/>
+          </w:tcPr>
+          <w:p>
+            <w:pPr>
+              <w:spacing w:after="0" w:line="240" w:lineRule="auto"/>
+              <w:rPr>
+                <w:rFonts w:eastAsia="Times New Roman" w:cs="Segoe UI"/>
+                <w:kern w:val="0"/>
+                <w:sz w:val="16"/>
+                <w:szCs w:val="16"/>
+                <w14:ligatures w14:val="none"/>
+              </w:rPr>
+            </w:pPr>
+            <w:proofErr w:type="spellStart"/>
+            <w:r>
+              <w:rPr>
+                <w:rFonts w:eastAsia="Times New Roman" w:cs="Segoe UI"/>
+                <w:kern w:val="0"/>
+                <w:sz w:val="16"/>
+                <w:szCs w:val="16"/>
+                <w14:ligatures w14:val="none"/>
+              </w:rPr>
+              <w:t>is_active</w:t>
+            </w:r>
+            <w:proofErr w:type="spellEnd"/>
+          </w:p>
+        </w:tc>
+        <w:tc>
+          <w:tcPr>
+            <w:tcW w:w="0" w:type="auto"/>
+            <w:tcMar>
+              <w:top w:w="150" w:type="dxa"/>
+              <w:left w:w="240" w:type="dxa"/>
+              <w:bottom w:w="150" w:type="dxa"/>
+              <w:right w:w="240" w:type="dxa"/>
+            </w:tcMar>
+            <w:vAlign w:val="center"/>
+            <w:hideMark/>
+          </w:tcPr>
+          <w:p>
+            <w:pPr>
+              <w:spacing w:after="0" w:line="240" w:lineRule="auto"/>
+              <w:rPr>
+                <w:rFonts w:eastAsia="Times New Roman" w:cs="Segoe UI"/>
+                <w:kern w:val="0"/>
+                <w:sz w:val="16"/>
+                <w:szCs w:val="16"/>
+                <w14:ligatures w14:val="none"/>
+              </w:rPr>
+            </w:pPr>
+            <w:r>
+              <w:rPr>
+                <w:rFonts w:eastAsia="Times New Roman" w:cs="Segoe UI"/>
+                <w:kern w:val="0"/>
+                <w:sz w:val="16"/>
+                <w:szCs w:val="16"/>
+                <w14:ligatures w14:val="none"/>
+              </w:rPr>
+              <w:t>BOOLEAN</w:t>
+            </w:r>
+          </w:p>
+        </w:tc>
+        <w:tc>
+          <w:tcPr>
+            <w:tcW w:w="2060" w:type="dxa"/>
+            <w:tcMar>
+              <w:top w:w="150" w:type="dxa"/>
+              <w:left w:w="240" w:type="dxa"/>
+              <w:bottom w:w="150" w:type="dxa"/>
+              <w:right w:w="240" w:type="dxa"/>
+            </w:tcMar>
+            <w:vAlign w:val="center"/>
+            <w:hideMark/>
+          </w:tcPr>
+          <w:p>
+            <w:pPr>
+              <w:spacing w:after="0" w:line="240" w:lineRule="auto"/>
+              <w:rPr>
+                <w:rFonts w:eastAsia="Times New Roman" w:cs="Segoe UI"/>
+                <w:kern w:val="0"/>
+                <w:sz w:val="16"/>
+                <w:szCs w:val="16"/>
+                <w14:ligatures w14:val="none"/>
+              </w:rPr>
+            </w:pPr>
+            <w:r>
+              <w:rPr>
+                <w:rFonts w:eastAsia="Times New Roman" w:cs="Segoe UI"/>
+                <w:kern w:val="0"/>
+                <w:sz w:val="16"/>
+                <w:szCs w:val="16"/>
+                <w14:ligatures w14:val="none"/>
+              </w:rPr>
+              <w:t>DEFAULT 1</w:t>
+            </w:r>
+          </w:p>
+        </w:tc>
+        <w:tc>
+          <w:tcPr>
+            <w:tcW w:w="3045" w:type="dxa"/>
+            <w:tcMar>
+              <w:top w:w="150" w:type="dxa"/>
+              <w:left w:w="240" w:type="dxa"/>
+              <w:bottom w:w="150" w:type="dxa"/>
+              <w:right w:w="0" w:type="dxa"/>
+            </w:tcMar>
+            <w:vAlign w:val="center"/>
+            <w:hideMark/>
+          </w:tcPr>
+          <w:p>
+            <w:pPr>
+              <w:spacing w:after="0" w:line="240" w:lineRule="auto"/>
+              <w:rPr>
+                <w:rFonts w:eastAsia="Times New Roman" w:cs="Segoe UI"/>
+                <w:kern w:val="0"/>
+                <w:sz w:val="16"/>
+                <w:szCs w:val="16"/>
+                <w14:ligatures w14:val="none"/>
+              </w:rPr>
+            </w:pPr>
+            <w:r>
+              <w:rPr>
+                <w:rFonts w:eastAsia="Times New Roman" w:cs="Segoe UI"/>
+                <w:kern w:val="0"/>
+                <w:sz w:val="16"/>
+                <w:szCs w:val="16"/>
+                <w14:ligatures w14:val="none"/>
+              </w:rPr>
+              <w:t>Currently active relationship</w:t>
+            </w:r>
+          </w:p>
+        </w:tc>
+        <w:tc>
+          <w:tcPr>
+            <w:tcW w:w="1537" w:type="dxa"/>
+          </w:tcPr>
+          <w:p>
+            <w:pPr>
+              <w:spacing w:after="0" w:line="240" w:lineRule="auto"/>
+              <w:jc w:val="center"/>
+              <w:rPr>
+                <w:rFonts w:eastAsia="Times New Roman" w:cs="Segoe UI"/>
+                <w:kern w:val="0"/>
+                <w:sz w:val="16"/>
+                <w:szCs w:val="16"/>
+                <w14:ligatures w14:val="none"/>
+              </w:rPr>
+            </w:pPr>
+          </w:p>
+        </w:tc>
+      </w:tr>
+      <w:tr>
+        <w:tc>
+          <w:tcPr>
+            <w:tcW w:w="0" w:type="auto"/>
+            <w:tcMar>
+              <w:top w:w="150" w:type="dxa"/>
+              <w:left w:w="0" w:type="dxa"/>
+              <w:bottom w:w="150" w:type="dxa"/>
+              <w:right w:w="240" w:type="dxa"/>
+            </w:tcMar>
+            <w:vAlign w:val="center"/>
+            <w:hideMark/>
+          </w:tcPr>
+          <w:p>
+            <w:pPr>
+              <w:spacing w:after="0" w:line="240" w:lineRule="auto"/>
+              <w:rPr>
+                <w:rFonts w:eastAsia="Times New Roman" w:cs="Segoe UI"/>
+                <w:kern w:val="0"/>
+                <w:sz w:val="16"/>
+                <w:szCs w:val="16"/>
+                <w14:ligatures w14:val="none"/>
+              </w:rPr>
+            </w:pPr>
+            <w:proofErr w:type="spellStart"/>
+            <w:r>
+              <w:rPr>
+                <w:rFonts w:eastAsia="Times New Roman" w:cs="Segoe UI"/>
+                <w:kern w:val="0"/>
+                <w:sz w:val="16"/>
+                <w:szCs w:val="16"/>
+                <w14:ligatures w14:val="none"/>
+              </w:rPr>
+              <w:t>created_by</w:t>
+            </w:r>
+            <w:proofErr w:type="spellEnd"/>
+          </w:p>
+        </w:tc>
+        <w:tc>
+          <w:tcPr>
+            <w:tcW w:w="0" w:type="auto"/>
+            <w:tcMar>
+              <w:top w:w="150" w:type="dxa"/>
+              <w:left w:w="240" w:type="dxa"/>
+              <w:bottom w:w="150" w:type="dxa"/>
+              <w:right w:w="240" w:type="dxa"/>
+            </w:tcMar>
+            <w:vAlign w:val="center"/>
+            <w:hideMark/>
+          </w:tcPr>
+          <w:p>
+            <w:pPr>
+              <w:spacing w:after="0" w:line="240" w:lineRule="auto"/>
+              <w:rPr>
+                <w:rFonts w:eastAsia="Times New Roman" w:cs="Segoe UI"/>
+                <w:kern w:val="0"/>
+                <w:sz w:val="16"/>
+                <w:szCs w:val="16"/>
+                <w14:ligatures w14:val="none"/>
+              </w:rPr>
+            </w:pPr>
+            <w:r>
+              <w:rPr>
+                <w:rFonts w:eastAsia="Times New Roman" w:cs="Segoe UI"/>
+                <w:kern w:val="0"/>
+                <w:sz w:val="16"/>
+                <w:szCs w:val="16"/>
+                <w14:ligatures w14:val="none"/>
+              </w:rPr>
+              <w:t>INTEGER</w:t>
+            </w:r>
+          </w:p>
+        </w:tc>
+        <w:tc>
+          <w:tcPr>
+            <w:tcW w:w="2060" w:type="dxa"/>
+            <w:tcMar>
+              <w:top w:w="150" w:type="dxa"/>
+              <w:left w:w="240" w:type="dxa"/>
+              <w:bottom w:w="150" w:type="dxa"/>
+              <w:right w:w="240" w:type="dxa"/>
+            </w:tcMar>
+            <w:vAlign w:val="center"/>
+            <w:hideMark/>
+          </w:tcPr>
+          <w:p>
+            <w:pPr>
+              <w:spacing w:after="0" w:line="240" w:lineRule="auto"/>
+              <w:rPr>
+                <w:rFonts w:eastAsia="Times New Roman" w:cs="Segoe UI"/>
+                <w:kern w:val="0"/>
+                <w:sz w:val="16"/>
+                <w:szCs w:val="16"/>
+                <w14:ligatures w14:val="none"/>
+              </w:rPr>
+            </w:pPr>
+            <w:r>
+              <w:rPr>
+                <w:rFonts w:eastAsia="Times New Roman" w:cs="Segoe UI"/>
+                <w:kern w:val="0"/>
+                <w:sz w:val="16"/>
+                <w:szCs w:val="16"/>
+                <w14:ligatures w14:val="none"/>
+              </w:rPr>
+              <w:t>FOREIGN KEY REFERENCES users(</w:t>
+            </w:r>
+            <w:proofErr w:type="spellStart"/>
+            <w:r>
+              <w:rPr>
+                <w:rFonts w:eastAsia="Times New Roman" w:cs="Segoe UI"/>
+                <w:kern w:val="0"/>
+                <w:sz w:val="16"/>
+                <w:szCs w:val="16"/>
+                <w14:ligatures w14:val="none"/>
+              </w:rPr>
+              <w:t>user_id</w:t>
+            </w:r>
+            <w:proofErr w:type="spellEnd"/>
+            <w:r>
+              <w:rPr>
+                <w:rFonts w:eastAsia="Times New Roman" w:cs="Segoe UI"/>
+                <w:kern w:val="0"/>
+                <w:sz w:val="16"/>
+                <w:szCs w:val="16"/>
+                <w14:ligatures w14:val="none"/>
+              </w:rPr>
+              <w:t>)</w:t>
+            </w:r>
+          </w:p>
+        </w:tc>
+        <w:tc>
+          <w:tcPr>
+            <w:tcW w:w="3045" w:type="dxa"/>
+            <w:tcMar>
+              <w:top w:w="150" w:type="dxa"/>
+              <w:left w:w="240" w:type="dxa"/>
+              <w:bottom w:w="150" w:type="dxa"/>
+              <w:right w:w="0" w:type="dxa"/>
+            </w:tcMar>
+            <w:vAlign w:val="center"/>
+            <w:hideMark/>
+          </w:tcPr>
+          <w:p>
+            <w:pPr>
+              <w:spacing w:after="0" w:line="240" w:lineRule="auto"/>
+              <w:rPr>
+                <w:rFonts w:eastAsia="Times New Roman" w:cs="Segoe UI"/>
+                <w:kern w:val="0"/>
+                <w:sz w:val="16"/>
+                <w:szCs w:val="16"/>
+                <w14:ligatures w14:val="none"/>
+              </w:rPr>
+            </w:pPr>
+            <w:r>
+              <w:rPr>
+                <w:rFonts w:eastAsia="Times New Roman" w:cs="Segoe UI"/>
+                <w:kern w:val="0"/>
+                <w:sz w:val="16"/>
+                <w:szCs w:val="16"/>
+                <w14:ligatures w14:val="none"/>
+              </w:rPr>
+              <w:t>Who created this relationship</w:t>
+            </w:r>
+          </w:p>
+        </w:tc>
+        <w:tc>
+          <w:tcPr>
+            <w:tcW w:w="1537" w:type="dxa"/>
+          </w:tcPr>
+          <w:p>
+            <w:pPr>
+              <w:spacing w:after="0" w:line="240" w:lineRule="auto"/>
+              <w:jc w:val="center"/>
+              <w:rPr>
+                <w:rFonts w:eastAsia="Times New Roman" w:cs="Segoe UI"/>
+                <w:kern w:val="0"/>
+                <w:sz w:val="16"/>
+                <w:szCs w:val="16"/>
+                <w14:ligatures w14:val="none"/>
+              </w:rPr>
+            </w:pPr>
+          </w:p>
+        </w:tc>
+      </w:tr>
+      <w:tr>
+        <w:tc>
+          <w:tcPr>
+            <w:tcW w:w="0" w:type="auto"/>
+            <w:tcMar>
+              <w:top w:w="150" w:type="dxa"/>
+              <w:left w:w="0" w:type="dxa"/>
+              <w:bottom w:w="150" w:type="dxa"/>
+              <w:right w:w="240" w:type="dxa"/>
+            </w:tcMar>
+            <w:vAlign w:val="center"/>
+            <w:hideMark/>
+          </w:tcPr>
+          <w:p>
+            <w:pPr>
+              <w:spacing w:after="0" w:line="240" w:lineRule="auto"/>
+              <w:rPr>
+                <w:rFonts w:eastAsia="Times New Roman" w:cs="Segoe UI"/>
+                <w:kern w:val="0"/>
+                <w:sz w:val="16"/>
+                <w:szCs w:val="16"/>
+                <w14:ligatures w14:val="none"/>
+              </w:rPr>
+            </w:pPr>
+            <w:proofErr w:type="spellStart"/>
+            <w:r>
+              <w:rPr>
+                <w:rFonts w:eastAsia="Times New Roman" w:cs="Segoe UI"/>
+                <w:kern w:val="0"/>
+                <w:sz w:val="16"/>
+                <w:szCs w:val="16"/>
+                <w14:ligatures w14:val="none"/>
+              </w:rPr>
+              <w:t>created_at</w:t>
+            </w:r>
+            <w:proofErr w:type="spellEnd"/>
+          </w:p>
+        </w:tc>
+        <w:tc>
+          <w:tcPr>
+            <w:tcW w:w="0" w:type="auto"/>
+            <w:tcMar>
+              <w:top w:w="150" w:type="dxa"/>
+              <w:left w:w="240" w:type="dxa"/>
+              <w:bottom w:w="150" w:type="dxa"/>
+              <w:right w:w="240" w:type="dxa"/>
+            </w:tcMar>
+            <w:vAlign w:val="center"/>
+            <w:hideMark/>
+          </w:tcPr>
+          <w:p>
+            <w:pPr>
+              <w:spacing w:after="0" w:line="240" w:lineRule="auto"/>
+              <w:rPr>
+                <w:rFonts w:eastAsia="Times New Roman" w:cs="Segoe UI"/>
+                <w:kern w:val="0"/>
+                <w:sz w:val="16"/>
+                <w:szCs w:val="16"/>
+                <w14:ligatures w14:val="none"/>
+              </w:rPr>
+            </w:pPr>
+            <w:r>
+              <w:rPr>
+                <w:rFonts w:eastAsia="Times New Roman" w:cs="Segoe UI"/>
+                <w:kern w:val="0"/>
+                <w:sz w:val="16"/>
+                <w:szCs w:val="16"/>
+                <w14:ligatures w14:val="none"/>
+              </w:rPr>
+              <w:t>TIMESTAMP</w:t>
+            </w:r>
+          </w:p>
+        </w:tc>
+        <w:tc>
+          <w:tcPr>
+            <w:tcW w:w="2060" w:type="dxa"/>
+            <w:tcMar>
+              <w:top w:w="150" w:type="dxa"/>
+              <w:left w:w="240" w:type="dxa"/>
+              <w:bottom w:w="150" w:type="dxa"/>
+              <w:right w:w="240" w:type="dxa"/>
+            </w:tcMar>
+            <w:vAlign w:val="center"/>
+            <w:hideMark/>
+          </w:tcPr>
+          <w:p>
+            <w:pPr>
+              <w:spacing w:after="0" w:line="240" w:lineRule="auto"/>
+              <w:rPr>
+                <w:rFonts w:eastAsia="Times New Roman" w:cs="Segoe UI"/>
+                <w:kern w:val="0"/>
+                <w:sz w:val="16"/>
+                <w:szCs w:val="16"/>
+                <w14:ligatures w14:val="none"/>
+              </w:rPr>
+            </w:pPr>
+            <w:r>
+              <w:rPr>
+                <w:rFonts w:eastAsia="Times New Roman" w:cs="Segoe UI"/>
+                <w:kern w:val="0"/>
+                <w:sz w:val="16"/>
+                <w:szCs w:val="16"/>
+                <w14:ligatures w14:val="none"/>
+              </w:rPr>
+              <w:t>DEFAULT CURRENT_TIMESTAMP</w:t>
+            </w:r>
+          </w:p>
+        </w:tc>
+        <w:tc>
+          <w:tcPr>
+            <w:tcW w:w="3045" w:type="dxa"/>
+            <w:tcMar>
+              <w:top w:w="150" w:type="dxa"/>
+              <w:left w:w="240" w:type="dxa"/>
+              <w:bottom w:w="150" w:type="dxa"/>
+              <w:right w:w="0" w:type="dxa"/>
+            </w:tcMar>
+            <w:vAlign w:val="center"/>
+            <w:hideMark/>
+          </w:tcPr>
+          <w:p>
+            <w:pPr>
+              <w:spacing w:after="0" w:line="240" w:lineRule="auto"/>
+              <w:rPr>
+                <w:rFonts w:eastAsia="Times New Roman" w:cs="Segoe UI"/>
+                <w:kern w:val="0"/>
+                <w:sz w:val="16"/>
+                <w:szCs w:val="16"/>
+                <w14:ligatures w14:val="none"/>
+              </w:rPr>
+            </w:pPr>
+            <w:r>
+              <w:rPr>
+                <w:rFonts w:eastAsia="Times New Roman" w:cs="Segoe UI"/>
+                <w:kern w:val="0"/>
+                <w:sz w:val="16"/>
+                <w:szCs w:val="16"/>
+                <w14:ligatures w14:val="none"/>
+              </w:rPr>
+              <w:t>Record creation date</w:t>
+            </w:r>
+          </w:p>
+        </w:tc>
+        <w:tc>
+          <w:tcPr>
+            <w:tcW w:w="1537" w:type="dxa"/>
+          </w:tcPr>
+          <w:p>
+            <w:pPr>
+              <w:spacing w:after="0" w:line="240" w:lineRule="auto"/>
+              <w:jc w:val="center"/>
+              <w:rPr>
+                <w:rFonts w:eastAsia="Times New Roman" w:cs="Segoe UI"/>
+                <w:kern w:val="0"/>
+                <w:sz w:val="16"/>
+                <w:szCs w:val="16"/>
+                <w14:ligatures w14:val="none"/>
+              </w:rPr>
+            </w:pPr>
+          </w:p>
+        </w:tc>
+      </w:tr>
+      <w:tr>
+        <w:tc>
+          <w:tcPr>
+            <w:tcW w:w="0" w:type="auto"/>
+            <w:tcMar>
+              <w:top w:w="150" w:type="dxa"/>
+              <w:left w:w="0" w:type="dxa"/>
+              <w:bottom w:w="150" w:type="dxa"/>
+              <w:right w:w="240" w:type="dxa"/>
+            </w:tcMar>
+            <w:vAlign w:val="center"/>
+            <w:hideMark/>
+          </w:tcPr>
+          <w:p>
+            <w:pPr>
+              <w:spacing w:after="0" w:line="240" w:lineRule="auto"/>
+              <w:rPr>
+                <w:rFonts w:eastAsia="Times New Roman" w:cs="Segoe UI"/>
+                <w:kern w:val="0"/>
+                <w:sz w:val="16"/>
+                <w:szCs w:val="16"/>
+                <w14:ligatures w14:val="none"/>
+              </w:rPr>
+            </w:pPr>
+            <w:proofErr w:type="spellStart"/>
+            <w:r>
+              <w:rPr>
+                <w:rFonts w:eastAsia="Times New Roman" w:cs="Segoe UI"/>
+                <w:kern w:val="0"/>
+                <w:sz w:val="16"/>
+                <w:szCs w:val="16"/>
+                <w14:ligatures w14:val="none"/>
+              </w:rPr>
+              <w:t>updated_at</w:t>
+            </w:r>
+            <w:proofErr w:type="spellEnd"/>
+          </w:p>
+        </w:tc>
+        <w:tc>
+          <w:tcPr>
+            <w:tcW w:w="0" w:type="auto"/>
+            <w:tcMar>
+              <w:top w:w="150" w:type="dxa"/>
+              <w:left w:w="240" w:type="dxa"/>
+              <w:bottom w:w="150" w:type="dxa"/>
+              <w:right w:w="240" w:type="dxa"/>
+            </w:tcMar>
+            <w:vAlign w:val="center"/>
+            <w:hideMark/>
+          </w:tcPr>
+          <w:p>
+            <w:pPr>
+              <w:spacing w:after="0" w:line="240" w:lineRule="auto"/>
+              <w:rPr>
+                <w:rFonts w:eastAsia="Times New Roman" w:cs="Segoe UI"/>
+                <w:kern w:val="0"/>
+                <w:sz w:val="16"/>
+                <w:szCs w:val="16"/>
+                <w14:ligatures w14:val="none"/>
+              </w:rPr>
+            </w:pPr>
+            <w:r>
+              <w:rPr>
+                <w:rFonts w:eastAsia="Times New Roman" w:cs="Segoe UI"/>
+                <w:kern w:val="0"/>
+                <w:sz w:val="16"/>
+                <w:szCs w:val="16"/>
+                <w14:ligatures w14:val="none"/>
+              </w:rPr>
+              <w:t>TIMESTAMP</w:t>
+            </w:r>
+          </w:p>
+        </w:tc>
+        <w:tc>
+          <w:tcPr>
+            <w:tcW w:w="2060" w:type="dxa"/>
+            <w:tcMar>
+              <w:top w:w="150" w:type="dxa"/>
+              <w:left w:w="240" w:type="dxa"/>
+              <w:bottom w:w="150" w:type="dxa"/>
+              <w:right w:w="240" w:type="dxa"/>
+            </w:tcMar>
+            <w:vAlign w:val="center"/>
+            <w:hideMark/>
+          </w:tcPr>
+          <w:p>
+            <w:pPr>
+              <w:spacing w:after="0" w:line="240" w:lineRule="auto"/>
+              <w:rPr>
+                <w:rFonts w:eastAsia="Times New Roman" w:cs="Segoe UI"/>
+                <w:kern w:val="0"/>
+                <w:sz w:val="16"/>
+                <w:szCs w:val="16"/>
+                <w14:ligatures w14:val="none"/>
+              </w:rPr>
+            </w:pPr>
+            <w:r>
+              <w:rPr>
+                <w:rFonts w:eastAsia="Times New Roman" w:cs="Segoe UI"/>
+                <w:kern w:val="0"/>
+                <w:sz w:val="16"/>
+                <w:szCs w:val="16"/>
+                <w14:ligatures w14:val="none"/>
+              </w:rPr>
+              <w:t>DEFAULT CURRENT_TIMESTAMP</w:t>
+            </w:r>
+          </w:p>
+        </w:tc>
+        <w:tc>
+          <w:tcPr>
+            <w:tcW w:w="3045" w:type="dxa"/>
+            <w:tcMar>
+              <w:top w:w="150" w:type="dxa"/>
+              <w:left w:w="240" w:type="dxa"/>
+              <w:bottom w:w="150" w:type="dxa"/>
+              <w:right w:w="0" w:type="dxa"/>
+            </w:tcMar>
+            <w:vAlign w:val="center"/>
+            <w:hideMark/>
+          </w:tcPr>
+          <w:p>
+            <w:pPr>
+              <w:spacing w:after="0" w:line="240" w:lineRule="auto"/>
+              <w:rPr>
+                <w:rFonts w:eastAsia="Times New Roman" w:cs="Segoe UI"/>
+                <w:kern w:val="0"/>
+                <w:sz w:val="16"/>
+                <w:szCs w:val="16"/>
+                <w14:ligatures w14:val="none"/>
+              </w:rPr>
+            </w:pPr>
+            <w:r>
+              <w:rPr>
+                <w:rFonts w:eastAsia="Times New Roman" w:cs="Segoe UI"/>
+                <w:kern w:val="0"/>
+                <w:sz w:val="16"/>
+                <w:szCs w:val="16"/>
+                <w14:ligatures w14:val="none"/>
+              </w:rPr>
+              <w:t>Last update date</w:t>
+            </w:r>
+          </w:p>
+        </w:tc>
+        <w:tc>
+          <w:tcPr>
+            <w:tcW w:w="1537" w:type="dxa"/>
+          </w:tcPr>
+          <w:p>
+            <w:pPr>
+              <w:spacing w:after="0" w:line="240" w:lineRule="auto"/>
+              <w:jc w:val="center"/>
+              <w:rPr>
+                <w:rFonts w:eastAsia="Times New Roman" w:cs="Segoe UI"/>
+                <w:kern w:val="0"/>
+                <w:sz w:val="16"/>
+                <w:szCs w:val="16"/>
+                <w14:ligatures w14:val="none"/>
+              </w:rPr>
+            </w:pPr>
+          </w:p>
+        </w:tc>
+      </w:tr>
+    </w:tbl>
+    <w:p>
+      <w:pPr>
+        <w:ind w:left="360" w:firstLine="720"/>
+        <w:rPr>
+          <w:sz w:val="16"/>
+          <w:szCs w:val="16"/>
+        </w:rPr>
+      </w:pPr>
+    </w:p>
+    <w:p>
+      <w:pPr>
+        <w:rPr>
+          <w:sz w:val="20"/>
+          <w:szCs w:val="20"/>
+        </w:rPr>
+      </w:pPr>
+      <w:r>
+        <w:rPr>
+          <w:sz w:val="20"/>
+          <w:szCs w:val="20"/>
+        </w:rPr>
+        <w:t>User &amp; Role Tables (10)</w:t>
+      </w:r>
     </w:p>
     <w:p>
       <w:pPr>
@@ -299,6 +5009,35 @@
     </w:p>
     <w:p>
       <w:pPr>
+        <w:rPr>
+          <w:sz w:val="20"/>
+          <w:szCs w:val="20"/>
+        </w:rPr>
+      </w:pPr>
+      <w:r>
+        <w:rPr>
+          <w:sz w:val="20"/>
+          <w:szCs w:val="20"/>
+        </w:rPr>
+        <w:t>Workflow Tables (</w:t>
+      </w:r>
+      <w:r>
+        <w:rPr>
+          <w:sz w:val="20"/>
+          <w:szCs w:val="20"/>
+        </w:rPr>
+        <w:t>6</w:t>
+      </w:r>
+      <w:r>
+        <w:rPr>
+          <w:sz w:val="20"/>
+          <w:szCs w:val="20"/>
+        </w:rPr>
+        <w:t>)</w:t>
+      </w:r>
+    </w:p>
+    <w:p>
+      <w:pPr>
         <w:pStyle w:val="ListParagraph"/>
         <w:numPr>
           <w:ilvl w:val="0"/>
@@ -408,6 +5147,110 @@
       <w:pPr>
         <w:pStyle w:val="ListParagraph"/>
         <w:numPr>
+          <w:ilvl w:val="1"/>
+          <w:numId w:val="1"/>
+        </w:numPr>
+        <w:rPr>
+          <w:sz w:val="16"/>
+          <w:szCs w:val="16"/>
+        </w:rPr>
+      </w:pPr>
+      <w:proofErr w:type="spellStart"/>
+      <w:r>
+        <w:rPr>
+          <w:sz w:val="16"/>
+          <w:szCs w:val="16"/>
+        </w:rPr>
+        <w:t>return_type</w:t>
+      </w:r>
+      <w:proofErr w:type="spellEnd"/>
+      <w:r>
+        <w:rPr>
+          <w:sz w:val="16"/>
+          <w:szCs w:val="16"/>
+        </w:rPr>
+        <w:t xml:space="preserve"> : 1040, 1041, 1120S, 1120, 1065</w:t>
+      </w:r>
+    </w:p>
+    <w:p>
+      <w:pPr>
+        <w:pStyle w:val="ListParagraph"/>
+        <w:numPr>
+          <w:ilvl w:val="0"/>
+          <w:numId w:val="1"/>
+        </w:numPr>
+        <w:rPr>
+          <w:sz w:val="16"/>
+          <w:szCs w:val="16"/>
+        </w:rPr>
+      </w:pPr>
+      <w:r>
+        <w:rPr>
+          <w:sz w:val="16"/>
+          <w:szCs w:val="16"/>
+        </w:rPr>
+        <w:t>Extensions – Main extension request record</w:t>
+      </w:r>
+    </w:p>
+    <w:p>
+      <w:pPr>
+        <w:pStyle w:val="ListParagraph"/>
+        <w:numPr>
+          <w:ilvl w:val="0"/>
+          <w:numId w:val="1"/>
+        </w:numPr>
+        <w:rPr>
+          <w:sz w:val="16"/>
+          <w:szCs w:val="16"/>
+        </w:rPr>
+      </w:pPr>
+      <w:proofErr w:type="spellStart"/>
+      <w:r>
+        <w:rPr>
+          <w:sz w:val="16"/>
+          <w:szCs w:val="16"/>
+        </w:rPr>
+        <w:t>Extension_History</w:t>
+      </w:r>
+      <w:proofErr w:type="spellEnd"/>
+      <w:r>
+        <w:rPr>
+          <w:sz w:val="16"/>
+          <w:szCs w:val="16"/>
+        </w:rPr>
+        <w:t xml:space="preserve"> – Audit log for extension status changes</w:t>
+      </w:r>
+    </w:p>
+    <w:p>
+      <w:pPr>
+        <w:pStyle w:val="ListParagraph"/>
+        <w:ind w:left="1080"/>
+        <w:rPr>
+          <w:sz w:val="16"/>
+          <w:szCs w:val="16"/>
+        </w:rPr>
+      </w:pPr>
+    </w:p>
+    <w:p>
+      <w:pPr>
+        <w:rPr>
+          <w:sz w:val="20"/>
+          <w:szCs w:val="20"/>
+        </w:rPr>
+      </w:pPr>
+      <w:r>
+        <w:rPr>
+          <w:sz w:val="20"/>
+          <w:szCs w:val="20"/>
+        </w:rPr>
+        <w:lastRenderedPageBreak/>
+        <w:t>Communication Tables (3)</w:t>
+      </w:r>
+    </w:p>
+    <w:p>
+      <w:pPr>
+        <w:pStyle w:val="ListParagraph"/>
+        <w:numPr>
           <w:ilvl w:val="0"/>
           <w:numId w:val="1"/>
         </w:numPr>
@@ -477,6 +5320,22 @@
     </w:p>
     <w:p>
       <w:pPr>
+        <w:rPr>
+          <w:sz w:val="20"/>
+          <w:szCs w:val="20"/>
+        </w:rPr>
+      </w:pPr>
+      <w:r>
+        <w:rPr>
+          <w:sz w:val="20"/>
+          <w:szCs w:val="20"/>
+          <w:highlight w:val="yellow"/>
+        </w:rPr>
+        <w:t>Document Tables (2)</w:t>
+      </w:r>
+    </w:p>
+    <w:p>
+      <w:pPr>
         <w:pStyle w:val="ListParagraph"/>
         <w:numPr>
           <w:ilvl w:val="0"/>
@@ -534,7 +5393,31 @@
           <w:szCs w:val="16"/>
           <w:highlight w:val="yellow"/>
         </w:rPr>
-        <w:t xml:space="preserve"> – Lookup table for document categories (Optional)</w:t>
+        <w:t xml:space="preserve"> – Lookup table for document categories (Optional</w:t>
+      </w:r>
+      <w:r>
+        <w:rPr>
+          <w:sz w:val="16"/>
+          <w:szCs w:val="16"/>
+          <w:highlight w:val="yellow"/>
+        </w:rPr>
+        <w:t>)</w:t>
+      </w:r>
+    </w:p>
+    <w:p>
+      <w:pPr>
+        <w:rPr>
+          <w:sz w:val="20"/>
+          <w:szCs w:val="20"/>
+        </w:rPr>
+      </w:pPr>
+      <w:r>
+        <w:rPr>
+          <w:sz w:val="20"/>
+          <w:szCs w:val="20"/>
+          <w:highlight w:val="yellow"/>
+        </w:rPr>
+        <w:t>Billing Tables (2)</w:t>
       </w:r>
     </w:p>
     <w:p>
@@ -547,12 +5430,14 @@
         <w:rPr>
           <w:sz w:val="16"/>
           <w:szCs w:val="16"/>
+          <w:highlight w:val="yellow"/>
         </w:rPr>
       </w:pPr>
       <w:r>
         <w:rPr>
           <w:sz w:val="16"/>
           <w:szCs w:val="16"/>
+          <w:highlight w:val="yellow"/>
         </w:rPr>
         <w:t>Invoices – Client billing records (Optional)</w:t>
       </w:r>
@@ -567,14 +5452,45 @@
         <w:rPr>
           <w:sz w:val="16"/>
           <w:szCs w:val="16"/>
+          <w:highlight w:val="yellow"/>
         </w:rPr>
       </w:pPr>
       <w:r>
         <w:rPr>
           <w:sz w:val="16"/>
           <w:szCs w:val="16"/>
+          <w:highlight w:val="yellow"/>
         </w:rPr>
         <w:t>Payments – Client payment records (Optional)</w:t>
+      </w:r>
+    </w:p>
+    <w:p>
+      <w:pPr>
+        <w:rPr>
+          <w:sz w:val="20"/>
+          <w:szCs w:val="20"/>
+        </w:rPr>
+      </w:pPr>
+      <w:r>
+        <w:rPr>
+          <w:sz w:val="20"/>
+          <w:szCs w:val="20"/>
+        </w:rPr>
+        <w:t>Audit Tables (</w:t>
+      </w:r>
+      <w:r>
+        <w:rPr>
+          <w:sz w:val="20"/>
+          <w:szCs w:val="20"/>
+        </w:rPr>
+        <w:t>2</w:t>
+      </w:r>
+      <w:r>
+        <w:rPr>
+          <w:sz w:val="20"/>
+          <w:szCs w:val="20"/>
+        </w:rPr>
+        <w:t>)</w:t>
       </w:r>
     </w:p>
     <w:p>
@@ -633,6 +5549,60 @@
           <w:szCs w:val="16"/>
         </w:rPr>
         <w:t xml:space="preserve"> – Tracks active user sessions for security</w:t>
+      </w:r>
+    </w:p>
+    <w:p>
+      <w:pPr>
+        <w:rPr>
+          <w:sz w:val="16"/>
+          <w:szCs w:val="16"/>
+        </w:rPr>
+      </w:pPr>
+      <w:r>
+        <w:rPr>
+          <w:sz w:val="16"/>
+          <w:szCs w:val="16"/>
+        </w:rPr>
+        <w:t>New tables:</w:t>
+      </w:r>
+    </w:p>
+    <w:p>
+      <w:pPr>
+        <w:rPr>
+          <w:sz w:val="16"/>
+          <w:szCs w:val="16"/>
+        </w:rPr>
+      </w:pPr>
+      <w:r>
+        <w:rPr>
+          <w:sz w:val="16"/>
+          <w:szCs w:val="16"/>
+        </w:rPr>
+        <w:tab/>
+      </w:r>
+      <w:proofErr w:type="spellStart"/>
+      <w:r>
+        <w:rPr>
+          <w:sz w:val="16"/>
+          <w:szCs w:val="16"/>
+        </w:rPr>
+        <w:t>Client_Types</w:t>
+      </w:r>
+      <w:proofErr w:type="spellEnd"/>
+    </w:p>
+    <w:p>
+      <w:pPr>
+        <w:rPr>
+          <w:sz w:val="16"/>
+          <w:szCs w:val="16"/>
+        </w:rPr>
+      </w:pPr>
+      <w:r>
+        <w:rPr>
+          <w:sz w:val="16"/>
+          <w:szCs w:val="16"/>
+        </w:rPr>
+        <w:tab/>
       </w:r>
     </w:p>
     <w:p>
@@ -673,7 +5643,7 @@
         <w:rFonts w:hint="default"/>
       </w:rPr>
     </w:lvl>
-    <w:lvl w:ilvl="1" w:tplc="04090019" w:tentative="1">
+    <w:lvl w:ilvl="1" w:tplc="04090019">
       <w:start w:val="1"/>
       <w:numFmt w:val="lowerLetter"/>
       <w:lvlText w:val="%2."/>
